--- a/plans/8th Grade Technology/8th Grade Monthly Planning/1st Trimester/8° Technology - March.docx
+++ b/plans/8th Grade Technology/8th Grade Monthly Planning/1st Trimester/8° Technology - March.docx
@@ -11,65 +11,17 @@
           <w:szCs w:val="24"/>
           <w:lang w:val="es-PA"/>
         </w:rPr>
+        <w:spacing w:line="360" w:lineRule="auto" w:before="0" w:after="0"/>
       </w:pPr>
       <w:r>
         <w:rPr>
+          <w:rFonts w:ascii="Arial" w:hAnsi="Arial" w:eastAsia="Arial" w:cs="Arial"/>
           <w:b/>
+          <w:i w:val="0"/>
           <w:sz w:val="24"/>
-          <w:szCs w:val="24"/>
-          <w:lang w:val="es-PA"/>
+          <w:u w:val="none"/>
         </w:rPr>
         <w:t>MINISTERIO DE EDUCACIÓN DE PANAMÁ</w:t>
-      </w:r>
-      <w:r>
-        <w:rPr>
-          <w:noProof/>
-          <w:sz w:val="24"/>
-          <w:szCs w:val="24"/>
-        </w:rPr>
-        <w:drawing>
-          <wp:anchor distT="114300" distB="114300" distL="114300" distR="114300" simplePos="0" relativeHeight="251659264" behindDoc="0" locked="0" layoutInCell="1" hidden="0" allowOverlap="1" wp14:anchorId="55040CBA" wp14:editId="4BC7CD8F">
-            <wp:simplePos x="0" y="0"/>
-            <wp:positionH relativeFrom="column">
-              <wp:posOffset>-33020</wp:posOffset>
-            </wp:positionH>
-            <wp:positionV relativeFrom="paragraph">
-              <wp:posOffset>10795</wp:posOffset>
-            </wp:positionV>
-            <wp:extent cx="624840" cy="693420"/>
-            <wp:effectExtent l="0" t="0" r="3810" b="0"/>
-            <wp:wrapNone/>
-            <wp:docPr id="6" name="image1.png" descr="A logo for a science academy&#10;&#10;AI-generated content may be incorrect."/>
-            <wp:cNvGraphicFramePr/>
-            <a:graphic xmlns:a="http://schemas.openxmlformats.org/drawingml/2006/main">
-              <a:graphicData uri="http://schemas.openxmlformats.org/drawingml/2006/picture">
-                <pic:pic xmlns:pic="http://schemas.openxmlformats.org/drawingml/2006/picture">
-                  <pic:nvPicPr>
-                    <pic:cNvPr id="6" name="image1.png" descr="A logo for a science academy&#10;&#10;AI-generated content may be incorrect."/>
-                    <pic:cNvPicPr preferRelativeResize="0"/>
-                  </pic:nvPicPr>
-                  <pic:blipFill>
-                    <a:blip r:embed="rId6"/>
-                    <a:srcRect/>
-                    <a:stretch>
-                      <a:fillRect/>
-                    </a:stretch>
-                  </pic:blipFill>
-                  <pic:spPr>
-                    <a:xfrm>
-                      <a:off x="0" y="0"/>
-                      <a:ext cx="624840" cy="693420"/>
-                    </a:xfrm>
-                    <a:prstGeom prst="rect">
-                      <a:avLst/>
-                    </a:prstGeom>
-                    <a:ln/>
-                  </pic:spPr>
-                </pic:pic>
-              </a:graphicData>
-            </a:graphic>
-          </wp:anchor>
-        </w:drawing>
       </w:r>
     </w:p>
     <w:p>
@@ -80,12 +32,15 @@
           <w:sz w:val="24"/>
           <w:szCs w:val="24"/>
         </w:rPr>
+        <w:spacing w:line="360" w:lineRule="auto" w:before="0" w:after="0"/>
       </w:pPr>
       <w:r>
         <w:rPr>
+          <w:rFonts w:ascii="Arial" w:hAnsi="Arial" w:eastAsia="Arial" w:cs="Arial"/>
           <w:b/>
+          <w:i w:val="0"/>
           <w:sz w:val="24"/>
-          <w:szCs w:val="24"/>
+          <w:u w:val="none"/>
         </w:rPr>
         <w:t>ACADEMIA INTERNACIONAL DAVID</w:t>
       </w:r>
@@ -98,14 +53,17 @@
           <w:sz w:val="24"/>
           <w:szCs w:val="24"/>
         </w:rPr>
+        <w:spacing w:line="360" w:lineRule="auto" w:before="0" w:after="0"/>
       </w:pPr>
       <w:r>
         <w:rPr>
+          <w:rFonts w:ascii="Arial" w:hAnsi="Arial" w:eastAsia="Arial" w:cs="Arial"/>
           <w:b/>
+          <w:i w:val="0"/>
           <w:sz w:val="24"/>
-          <w:szCs w:val="24"/>
+          <w:u w:val="none"/>
         </w:rPr>
-        <w:t xml:space="preserve">WEEKLY/MONTHLY PLAN </w:t>
+        <w:t>WEEKLY/MONTHLY PLAN</w:t>
       </w:r>
     </w:p>
     <w:p>
@@ -116,8 +74,16 @@
           <w:sz w:val="24"/>
           <w:szCs w:val="24"/>
         </w:rPr>
+        <w:spacing w:line="360" w:lineRule="auto" w:before="0" w:after="0"/>
       </w:pPr>
       <w:r>
+        <w:rPr>
+          <w:rFonts w:ascii="Arial" w:hAnsi="Arial" w:eastAsia="Arial" w:cs="Arial"/>
+          <w:b/>
+          <w:i w:val="0"/>
+          <w:sz w:val="24"/>
+          <w:u w:val="none"/>
+        </w:rPr>
         <w:t>MONTH: MARCH</w:t>
       </w:r>
     </w:p>
@@ -129,8 +95,16 @@
           <w:sz w:val="24"/>
           <w:szCs w:val="24"/>
         </w:rPr>
+        <w:spacing w:line="360" w:lineRule="auto" w:before="0" w:after="0"/>
       </w:pPr>
       <w:r>
+        <w:rPr>
+          <w:rFonts w:ascii="Arial" w:hAnsi="Arial" w:eastAsia="Arial" w:cs="Arial"/>
+          <w:b/>
+          <w:i w:val="0"/>
+          <w:sz w:val="24"/>
+          <w:u w:val="none"/>
+        </w:rPr>
         <w:t>WEEKS: 4</w:t>
       </w:r>
     </w:p>
@@ -155,8 +129,29 @@
             <w:tcW w:w="2564" w:type="dxa"/>
           </w:tcPr>
           <w:p>
-            <w:r>
-              <w:t>Subject: Technology</w:t>
+            <w:pPr>
+              <w:spacing w:line="360" w:lineRule="auto" w:before="0" w:after="0"/>
+            </w:pPr>
+            <w:r/>
+            <w:r>
+              <w:rPr>
+                <w:rFonts w:ascii="Arial" w:hAnsi="Arial" w:eastAsia="Arial" w:cs="Arial"/>
+                <w:b/>
+                <w:i w:val="0"/>
+                <w:sz w:val="24"/>
+                <w:u w:val="none"/>
+              </w:rPr>
+              <w:t>Subject:</w:t>
+            </w:r>
+            <w:r>
+              <w:rPr>
+                <w:rFonts w:ascii="Arial" w:hAnsi="Arial" w:eastAsia="Arial" w:cs="Arial"/>
+                <w:b w:val="0"/>
+                <w:i w:val="0"/>
+                <w:sz w:val="24"/>
+                <w:u w:val="none"/>
+              </w:rPr>
+              <w:t xml:space="preserve"> Technology</w:t>
             </w:r>
           </w:p>
         </w:tc>
@@ -165,8 +160,29 @@
             <w:tcW w:w="2921" w:type="dxa"/>
           </w:tcPr>
           <w:p>
-            <w:r>
-              <w:t>Teacher: Porfirio Rios</w:t>
+            <w:pPr>
+              <w:spacing w:line="360" w:lineRule="auto" w:before="0" w:after="0"/>
+            </w:pPr>
+            <w:r/>
+            <w:r>
+              <w:rPr>
+                <w:rFonts w:ascii="Arial" w:hAnsi="Arial" w:eastAsia="Arial" w:cs="Arial"/>
+                <w:b/>
+                <w:i w:val="0"/>
+                <w:sz w:val="24"/>
+                <w:u w:val="none"/>
+              </w:rPr>
+              <w:t>Teacher:</w:t>
+            </w:r>
+            <w:r>
+              <w:rPr>
+                <w:rFonts w:ascii="Arial" w:hAnsi="Arial" w:eastAsia="Arial" w:cs="Arial"/>
+                <w:b w:val="0"/>
+                <w:i w:val="0"/>
+                <w:sz w:val="24"/>
+                <w:u w:val="none"/>
+              </w:rPr>
+              <w:t xml:space="preserve"> Porfirio Rios</w:t>
             </w:r>
           </w:p>
         </w:tc>
@@ -175,8 +191,29 @@
             <w:tcW w:w="2207" w:type="dxa"/>
           </w:tcPr>
           <w:p>
-            <w:r>
-              <w:t>Grade: 8th</w:t>
+            <w:pPr>
+              <w:spacing w:line="360" w:lineRule="auto" w:before="0" w:after="0"/>
+            </w:pPr>
+            <w:r/>
+            <w:r>
+              <w:rPr>
+                <w:rFonts w:ascii="Arial" w:hAnsi="Arial" w:eastAsia="Arial" w:cs="Arial"/>
+                <w:b/>
+                <w:i w:val="0"/>
+                <w:sz w:val="24"/>
+                <w:u w:val="none"/>
+              </w:rPr>
+              <w:t>Grade:</w:t>
+            </w:r>
+            <w:r>
+              <w:rPr>
+                <w:rFonts w:ascii="Arial" w:hAnsi="Arial" w:eastAsia="Arial" w:cs="Arial"/>
+                <w:b w:val="0"/>
+                <w:i w:val="0"/>
+                <w:sz w:val="24"/>
+                <w:u w:val="none"/>
+              </w:rPr>
+              <w:t xml:space="preserve"> 8th</w:t>
             </w:r>
           </w:p>
         </w:tc>
@@ -185,8 +222,29 @@
             <w:tcW w:w="2564" w:type="dxa"/>
           </w:tcPr>
           <w:p>
-            <w:r>
-              <w:t>Trimester:1st</w:t>
+            <w:pPr>
+              <w:spacing w:line="360" w:lineRule="auto" w:before="0" w:after="0"/>
+            </w:pPr>
+            <w:r/>
+            <w:r>
+              <w:rPr>
+                <w:rFonts w:ascii="Arial" w:hAnsi="Arial" w:eastAsia="Arial" w:cs="Arial"/>
+                <w:b/>
+                <w:i w:val="0"/>
+                <w:sz w:val="24"/>
+                <w:u w:val="none"/>
+              </w:rPr>
+              <w:t>Trimester:</w:t>
+            </w:r>
+            <w:r>
+              <w:rPr>
+                <w:rFonts w:ascii="Arial" w:hAnsi="Arial" w:eastAsia="Arial" w:cs="Arial"/>
+                <w:b w:val="0"/>
+                <w:i w:val="0"/>
+                <w:sz w:val="24"/>
+                <w:u w:val="none"/>
+              </w:rPr>
+              <w:t xml:space="preserve"> 1st</w:t>
             </w:r>
           </w:p>
         </w:tc>
@@ -195,8 +253,29 @@
             <w:tcW w:w="2564" w:type="dxa"/>
           </w:tcPr>
           <w:p>
-            <w:r>
-              <w:t>Year: 2026</w:t>
+            <w:pPr>
+              <w:spacing w:line="360" w:lineRule="auto" w:before="0" w:after="0"/>
+            </w:pPr>
+            <w:r/>
+            <w:r>
+              <w:rPr>
+                <w:rFonts w:ascii="Arial" w:hAnsi="Arial" w:eastAsia="Arial" w:cs="Arial"/>
+                <w:b/>
+                <w:i w:val="0"/>
+                <w:sz w:val="24"/>
+                <w:u w:val="none"/>
+              </w:rPr>
+              <w:t>Year:</w:t>
+            </w:r>
+            <w:r>
+              <w:rPr>
+                <w:rFonts w:ascii="Arial" w:hAnsi="Arial" w:eastAsia="Arial" w:cs="Arial"/>
+                <w:b w:val="0"/>
+                <w:i w:val="0"/>
+                <w:sz w:val="24"/>
+                <w:u w:val="none"/>
+              </w:rPr>
+              <w:t xml:space="preserve"> 2026</w:t>
             </w:r>
           </w:p>
         </w:tc>
@@ -205,8 +284,29 @@
             <w:tcW w:w="2564" w:type="dxa"/>
           </w:tcPr>
           <w:p>
-            <w:r>
-              <w:t>Weekly Hours: 3</w:t>
+            <w:pPr>
+              <w:spacing w:line="360" w:lineRule="auto" w:before="0" w:after="0"/>
+            </w:pPr>
+            <w:r/>
+            <w:r>
+              <w:rPr>
+                <w:rFonts w:ascii="Arial" w:hAnsi="Arial" w:eastAsia="Arial" w:cs="Arial"/>
+                <w:b/>
+                <w:i w:val="0"/>
+                <w:sz w:val="24"/>
+                <w:u w:val="none"/>
+              </w:rPr>
+              <w:t>Weekly Hours:</w:t>
+            </w:r>
+            <w:r>
+              <w:rPr>
+                <w:rFonts w:ascii="Arial" w:hAnsi="Arial" w:eastAsia="Arial" w:cs="Arial"/>
+                <w:b w:val="0"/>
+                <w:i w:val="0"/>
+                <w:sz w:val="24"/>
+                <w:u w:val="none"/>
+              </w:rPr>
+              <w:t xml:space="preserve"> 3</w:t>
             </w:r>
           </w:p>
         </w:tc>
@@ -218,13 +318,62 @@
             <w:gridSpan w:val="6"/>
           </w:tcPr>
           <w:p>
-            <w:r>
+            <w:pPr>
+              <w:spacing w:line="480" w:lineRule="auto" w:before="0" w:after="0"/>
+            </w:pPr>
+            <w:r>
+              <w:rPr>
+                <w:rFonts w:ascii="Arial" w:hAnsi="Arial" w:eastAsia="Arial" w:cs="Arial"/>
+                <w:b/>
+                <w:i w:val="0"/>
+                <w:sz w:val="24"/>
+                <w:u w:val="none"/>
+              </w:rPr>
               <w:t>Competences:</w:t>
-              <w:br/>
+            </w:r>
+          </w:p>
+          <w:p>
+            <w:pPr>
+              <w:spacing w:line="480" w:lineRule="auto" w:before="0" w:after="0"/>
+            </w:pPr>
+            <w:r>
+              <w:rPr>
+                <w:rFonts w:ascii="Arial" w:hAnsi="Arial" w:eastAsia="Arial" w:cs="Arial"/>
+                <w:b w:val="0"/>
+                <w:i w:val="0"/>
+                <w:sz w:val="24"/>
+                <w:u w:val="none"/>
+              </w:rPr>
               <w:t>Create and refine vector graphics using shapes, paths, fill, stroke, grouping, layering, and object order.</w:t>
-              <w:br/>
+            </w:r>
+          </w:p>
+          <w:p>
+            <w:pPr>
+              <w:spacing w:line="480" w:lineRule="auto" w:before="0" w:after="0"/>
+            </w:pPr>
+            <w:r>
+              <w:rPr>
+                <w:rFonts w:ascii="Arial" w:hAnsi="Arial" w:eastAsia="Arial" w:cs="Arial"/>
+                <w:b w:val="0"/>
+                <w:i w:val="0"/>
+                <w:sz w:val="24"/>
+                <w:u w:val="none"/>
+              </w:rPr>
               <w:t>Organize digital design work for a clear audience, purpose, campaign message, and portfolio use.</w:t>
-              <w:br/>
+            </w:r>
+          </w:p>
+          <w:p>
+            <w:pPr>
+              <w:spacing w:line="480" w:lineRule="auto" w:before="0" w:after="0"/>
+            </w:pPr>
+            <w:r>
+              <w:rPr>
+                <w:rFonts w:ascii="Arial" w:hAnsi="Arial" w:eastAsia="Arial" w:cs="Arial"/>
+                <w:b w:val="0"/>
+                <w:i w:val="0"/>
+                <w:sz w:val="24"/>
+                <w:u w:val="none"/>
+              </w:rPr>
               <w:t>Compare vector and bitmap graphics and use feedback to improve an original design product.</w:t>
             </w:r>
           </w:p>
@@ -237,13 +386,62 @@
             <w:gridSpan w:val="6"/>
           </w:tcPr>
           <w:p>
-            <w:r>
+            <w:pPr>
+              <w:spacing w:line="480" w:lineRule="auto" w:before="0" w:after="0"/>
+            </w:pPr>
+            <w:r>
+              <w:rPr>
+                <w:rFonts w:ascii="Arial" w:hAnsi="Arial" w:eastAsia="Arial" w:cs="Arial"/>
+                <w:b/>
+                <w:i w:val="0"/>
+                <w:sz w:val="24"/>
+                <w:u w:val="none"/>
+              </w:rPr>
               <w:t>Learning Objectives:</w:t>
-              <w:br/>
+            </w:r>
+          </w:p>
+          <w:p>
+            <w:pPr>
+              <w:spacing w:line="480" w:lineRule="auto" w:before="0" w:after="0"/>
+            </w:pPr>
+            <w:r>
+              <w:rPr>
+                <w:rFonts w:ascii="Arial" w:hAnsi="Arial" w:eastAsia="Arial" w:cs="Arial"/>
+                <w:b w:val="0"/>
+                <w:i w:val="0"/>
+                <w:sz w:val="24"/>
+                <w:u w:val="none"/>
+              </w:rPr>
               <w:t>Identify core vector vocabulary and apply it while creating and saving simple graphics in Inkscape.</w:t>
-              <w:br/>
+            </w:r>
+          </w:p>
+          <w:p>
+            <w:pPr>
+              <w:spacing w:line="480" w:lineRule="auto" w:before="0" w:after="0"/>
+            </w:pPr>
+            <w:r>
+              <w:rPr>
+                <w:rFonts w:ascii="Arial" w:hAnsi="Arial" w:eastAsia="Arial" w:cs="Arial"/>
+                <w:b w:val="0"/>
+                <w:i w:val="0"/>
+                <w:sz w:val="24"/>
+                <w:u w:val="none"/>
+              </w:rPr>
               <w:t>Build vector images using shapes, layers, alignment, grouping, paths, nodes, and SVG/markup basics.</w:t>
-              <w:br/>
+            </w:r>
+          </w:p>
+          <w:p>
+            <w:pPr>
+              <w:spacing w:line="480" w:lineRule="auto" w:before="0" w:after="0"/>
+            </w:pPr>
+            <w:r>
+              <w:rPr>
+                <w:rFonts w:ascii="Arial" w:hAnsi="Arial" w:eastAsia="Arial" w:cs="Arial"/>
+                <w:b w:val="0"/>
+                <w:i w:val="0"/>
+                <w:sz w:val="24"/>
+                <w:u w:val="none"/>
+              </w:rPr>
               <w:t>Plan, draft, review, and improve a campaign icon or logo for a Google Sites portfolio.</w:t>
             </w:r>
           </w:p>
@@ -256,13 +454,62 @@
             <w:gridSpan w:val="6"/>
           </w:tcPr>
           <w:p>
-            <w:r>
+            <w:pPr>
+              <w:spacing w:line="480" w:lineRule="auto" w:before="0" w:after="0"/>
+            </w:pPr>
+            <w:r>
+              <w:rPr>
+                <w:rFonts w:ascii="Arial" w:hAnsi="Arial" w:eastAsia="Arial" w:cs="Arial"/>
+                <w:b/>
+                <w:i w:val="0"/>
+                <w:sz w:val="24"/>
+                <w:u w:val="none"/>
+              </w:rPr>
               <w:t>Learning Outcomes:</w:t>
-              <w:br/>
+            </w:r>
+          </w:p>
+          <w:p>
+            <w:pPr>
+              <w:spacing w:line="480" w:lineRule="auto" w:before="0" w:after="0"/>
+            </w:pPr>
+            <w:r>
+              <w:rPr>
+                <w:rFonts w:ascii="Arial" w:hAnsi="Arial" w:eastAsia="Arial" w:cs="Arial"/>
+                <w:b w:val="0"/>
+                <w:i w:val="0"/>
+                <w:sz w:val="24"/>
+                <w:u w:val="none"/>
+              </w:rPr>
               <w:t>Complete a vector vocabulary table with definitions, illustrations, and example sentences.</w:t>
-              <w:br/>
+            </w:r>
+          </w:p>
+          <w:p>
+            <w:pPr>
+              <w:spacing w:line="480" w:lineRule="auto" w:before="0" w:after="0"/>
+            </w:pPr>
+            <w:r>
+              <w:rPr>
+                <w:rFonts w:ascii="Arial" w:hAnsi="Arial" w:eastAsia="Arial" w:cs="Arial"/>
+                <w:b w:val="0"/>
+                <w:i w:val="0"/>
+                <w:sz w:val="24"/>
+                <w:u w:val="none"/>
+              </w:rPr>
               <w:t>Submit a campaign icon or logo draft using vector tools and clear audience/purpose choices.</w:t>
-              <w:br/>
+            </w:r>
+          </w:p>
+          <w:p>
+            <w:pPr>
+              <w:spacing w:line="480" w:lineRule="auto" w:before="0" w:after="0"/>
+            </w:pPr>
+            <w:r>
+              <w:rPr>
+                <w:rFonts w:ascii="Arial" w:hAnsi="Arial" w:eastAsia="Arial" w:cs="Arial"/>
+                <w:b w:val="0"/>
+                <w:i w:val="0"/>
+                <w:sz w:val="24"/>
+                <w:u w:val="none"/>
+              </w:rPr>
               <w:t>Complete design review, responsibility, collaboration, and improvement evidence for the campaign graphic.</w:t>
             </w:r>
           </w:p>
@@ -290,9 +537,21 @@
               <w:right w:val="single" w:sz="4" w:space="0" w:color="auto"/>
             </w:tcBorders>
             <w:shd w:val="clear" w:color="auto" w:fill="A8D08D"/>
+            <w:vAlign w:val="center"/>
           </w:tcPr>
           <w:p>
-            <w:r>
+            <w:pPr>
+              <w:jc w:val="center"/>
+              <w:spacing w:line="360" w:lineRule="auto" w:before="0" w:after="0"/>
+            </w:pPr>
+            <w:r>
+              <w:rPr>
+                <w:rFonts w:ascii="Arial" w:hAnsi="Arial" w:eastAsia="Arial" w:cs="Arial"/>
+                <w:b/>
+                <w:i w:val="0"/>
+                <w:sz w:val="24"/>
+                <w:u w:val="none"/>
+              </w:rPr>
               <w:t>8A, 8B day – 45min – March - Week 1</w:t>
             </w:r>
           </w:p>
@@ -307,9 +566,21 @@
               <w:right w:val="single" w:sz="4" w:space="0" w:color="auto"/>
             </w:tcBorders>
             <w:shd w:val="clear" w:color="auto" w:fill="A8D08D"/>
+            <w:vAlign w:val="center"/>
           </w:tcPr>
           <w:p>
-            <w:r>
+            <w:pPr>
+              <w:jc w:val="center"/>
+              <w:spacing w:line="360" w:lineRule="auto" w:before="0" w:after="0"/>
+            </w:pPr>
+            <w:r>
+              <w:rPr>
+                <w:rFonts w:ascii="Arial" w:hAnsi="Arial" w:eastAsia="Arial" w:cs="Arial"/>
+                <w:b/>
+                <w:i w:val="0"/>
+                <w:sz w:val="24"/>
+                <w:u w:val="none"/>
+              </w:rPr>
               <w:t>8A, 8B day – 90 min – March - Week 1</w:t>
             </w:r>
           </w:p>
@@ -325,27 +596,195 @@
               <w:bottom w:val="single" w:sz="4" w:space="0" w:color="auto"/>
               <w:right w:val="single" w:sz="4" w:space="0" w:color="auto"/>
             </w:tcBorders>
+            <w:vAlign w:val="top"/>
           </w:tcPr>
           <w:p>
-            <w:r>
-              <w:t>Topic:</w:t>
-              <w:br/>
+            <w:pPr>
+              <w:spacing w:line="360" w:lineRule="auto" w:before="0" w:after="0"/>
+            </w:pPr>
+            <w:r>
+              <w:rPr>
+                <w:rFonts w:ascii="Arial" w:hAnsi="Arial" w:eastAsia="Arial" w:cs="Arial"/>
+                <w:b/>
+                <w:i w:val="0"/>
+                <w:sz w:val="24"/>
+                <w:u w:val="none"/>
+              </w:rPr>
+              <w:t xml:space="preserve">Topic: </w:t>
+            </w:r>
+            <w:r>
+              <w:rPr>
+                <w:rFonts w:ascii="Arial" w:hAnsi="Arial" w:eastAsia="Arial" w:cs="Arial"/>
+                <w:b w:val="0"/>
+                <w:i w:val="0"/>
+                <w:sz w:val="24"/>
+                <w:u w:val="none"/>
+              </w:rPr>
               <w:t>Introduction to vector graphics</w:t>
-              <w:br/>
-              <w:br/>
-              <w:t>Pre-activities</w:t>
-              <w:br/>
-              <w:t>Sketch a simple environmental symbol using only basic shapes, such as a leaf, water drop, recycling arrow, sun, tree, or warning sign. Preview vector graphics by comparing a clean logo with a pixelated image and identify which one stays sharp when resized.</w:t>
-              <w:br/>
-              <w:br/>
-              <w:t>While activities</w:t>
-              <w:br/>
-              <w:t>Open Inkscape and create three simple shapes with different fills and strokes. Practice saving the file with your name.</w:t>
-              <w:br/>
-              <w:br/>
-              <w:t>Post activities</w:t>
-              <w:br/>
-              <w:t>Save your practice file with your name. Write one sentence explaining why vector graphics are useful for logos.</w:t>
+            </w:r>
+          </w:p>
+          <w:p>
+            <w:pPr>
+              <w:spacing w:line="360" w:lineRule="auto" w:before="0" w:after="0"/>
+            </w:pPr>
+            <w:r>
+              <w:rPr>
+                <w:rFonts w:ascii="Arial" w:hAnsi="Arial" w:eastAsia="Arial" w:cs="Arial"/>
+                <w:i w:val="0"/>
+                <w:sz w:val="24"/>
+                <w:u w:val="none"/>
+                <w:b/>
+              </w:rPr>
+              <w:t>Class Objective:</w:t>
+            </w:r>
+          </w:p>
+          <w:p>
+            <w:pPr>
+              <w:spacing w:line="360" w:lineRule="auto" w:before="0" w:after="0"/>
+            </w:pPr>
+            <w:r>
+              <w:rPr>
+                <w:rFonts w:ascii="Arial" w:hAnsi="Arial" w:eastAsia="Arial" w:cs="Arial"/>
+                <w:i w:val="0"/>
+                <w:sz w:val="24"/>
+                <w:u w:val="none"/>
+              </w:rPr>
+              <w:t>Create basic vector shapes with fills and strokes and explain why vector graphics are useful for logos.</w:t>
+            </w:r>
+          </w:p>
+          <w:p>
+            <w:pPr>
+              <w:spacing w:line="360" w:lineRule="auto" w:before="0" w:after="0"/>
+            </w:pPr>
+            <w:r>
+              <w:rPr>
+                <w:rFonts w:ascii="Arial" w:hAnsi="Arial" w:eastAsia="Arial" w:cs="Arial"/>
+                <w:b/>
+                <w:i w:val="0"/>
+                <w:sz w:val="24"/>
+                <w:u w:val="none"/>
+              </w:rPr>
+              <w:t>Pre-activities:</w:t>
+            </w:r>
+          </w:p>
+          <w:p>
+            <w:pPr>
+              <w:spacing w:line="360" w:lineRule="auto" w:before="0" w:after="0"/>
+            </w:pPr>
+            <w:r>
+              <w:rPr>
+                <w:rFonts w:ascii="Arial" w:hAnsi="Arial" w:eastAsia="Arial" w:cs="Arial"/>
+                <w:b w:val="0"/>
+                <w:i w:val="0"/>
+                <w:sz w:val="24"/>
+                <w:u w:val="none"/>
+              </w:rPr>
+              <w:t>Sketch a simple environmental symbol using only basic shapes, such as a leaf, water drop, recycling arrow, sun, tree, or warning sign.</w:t>
+            </w:r>
+          </w:p>
+          <w:p>
+            <w:pPr>
+              <w:spacing w:line="360" w:lineRule="auto" w:before="0" w:after="0"/>
+            </w:pPr>
+            <w:r>
+              <w:rPr>
+                <w:rFonts w:ascii="Arial" w:hAnsi="Arial" w:eastAsia="Arial" w:cs="Arial"/>
+                <w:b w:val="0"/>
+                <w:i w:val="0"/>
+                <w:sz w:val="24"/>
+                <w:u w:val="none"/>
+              </w:rPr>
+              <w:t>Preview vector graphics by comparing a clean logo with a pixelated image and identify which one stays sharp when resized.</w:t>
+            </w:r>
+          </w:p>
+          <w:p>
+            <w:pPr>
+              <w:spacing w:line="360" w:lineRule="auto" w:before="0" w:after="0"/>
+            </w:pPr>
+            <w:r>
+              <w:rPr>
+                <w:rFonts w:ascii="Arial" w:hAnsi="Arial" w:eastAsia="Arial" w:cs="Arial"/>
+                <w:b/>
+                <w:i w:val="0"/>
+                <w:sz w:val="24"/>
+                <w:u w:val="none"/>
+              </w:rPr>
+              <w:t>While activities:</w:t>
+            </w:r>
+          </w:p>
+          <w:p>
+            <w:pPr>
+              <w:spacing w:line="360" w:lineRule="auto" w:before="0" w:after="0"/>
+            </w:pPr>
+            <w:r>
+              <w:rPr>
+                <w:rFonts w:ascii="Arial" w:hAnsi="Arial" w:eastAsia="Arial" w:cs="Arial"/>
+                <w:b w:val="0"/>
+                <w:i w:val="0"/>
+                <w:sz w:val="24"/>
+                <w:u w:val="none"/>
+              </w:rPr>
+              <w:t>Open Inkscape and create three simple shapes with different fills and strokes.</w:t>
+            </w:r>
+          </w:p>
+          <w:p>
+            <w:pPr>
+              <w:spacing w:line="360" w:lineRule="auto" w:before="0" w:after="0"/>
+            </w:pPr>
+            <w:r>
+              <w:rPr>
+                <w:rFonts w:ascii="Arial" w:hAnsi="Arial" w:eastAsia="Arial" w:cs="Arial"/>
+                <w:b w:val="0"/>
+                <w:i w:val="0"/>
+                <w:sz w:val="24"/>
+                <w:u w:val="none"/>
+              </w:rPr>
+              <w:t>Practice saving the file with your name.</w:t>
+            </w:r>
+          </w:p>
+          <w:p>
+            <w:pPr>
+              <w:spacing w:line="360" w:lineRule="auto" w:before="0" w:after="0"/>
+            </w:pPr>
+            <w:r>
+              <w:rPr>
+                <w:rFonts w:ascii="Arial" w:hAnsi="Arial" w:eastAsia="Arial" w:cs="Arial"/>
+                <w:b/>
+                <w:i w:val="0"/>
+                <w:sz w:val="24"/>
+                <w:u w:val="none"/>
+              </w:rPr>
+              <w:t>Post activities:</w:t>
+            </w:r>
+          </w:p>
+          <w:p>
+            <w:pPr>
+              <w:spacing w:line="360" w:lineRule="auto" w:before="0" w:after="0"/>
+            </w:pPr>
+            <w:r>
+              <w:rPr>
+                <w:rFonts w:ascii="Arial" w:hAnsi="Arial" w:eastAsia="Arial" w:cs="Arial"/>
+                <w:b w:val="0"/>
+                <w:i w:val="0"/>
+                <w:sz w:val="24"/>
+                <w:u w:val="none"/>
+              </w:rPr>
+              <w:t>Save your practice file with your name.</w:t>
+            </w:r>
+          </w:p>
+          <w:p>
+            <w:pPr>
+              <w:spacing w:line="360" w:lineRule="auto" w:before="0" w:after="0"/>
+            </w:pPr>
+            <w:r>
+              <w:rPr>
+                <w:rFonts w:ascii="Arial" w:hAnsi="Arial" w:eastAsia="Arial" w:cs="Arial"/>
+                <w:b w:val="0"/>
+                <w:i w:val="0"/>
+                <w:sz w:val="24"/>
+                <w:u w:val="none"/>
+              </w:rPr>
+              <w:t>Write one sentence explaining why vector graphics are useful for logos.</w:t>
             </w:r>
           </w:p>
         </w:tc>
@@ -358,27 +797,196 @@
               <w:bottom w:val="single" w:sz="4" w:space="0" w:color="auto"/>
               <w:right w:val="single" w:sz="4" w:space="0" w:color="auto"/>
             </w:tcBorders>
+            <w:vAlign w:val="top"/>
           </w:tcPr>
           <w:p>
-            <w:r>
-              <w:t>Topic:</w:t>
-              <w:br/>
+            <w:pPr>
+              <w:spacing w:line="360" w:lineRule="auto" w:before="0" w:after="0"/>
+            </w:pPr>
+            <w:r>
+              <w:rPr>
+                <w:rFonts w:ascii="Arial" w:hAnsi="Arial" w:eastAsia="Arial" w:cs="Arial"/>
+                <w:b/>
+                <w:i w:val="0"/>
+                <w:sz w:val="24"/>
+                <w:u w:val="none"/>
+              </w:rPr>
+              <w:t xml:space="preserve">Topic: </w:t>
+            </w:r>
+            <w:r>
+              <w:rPr>
+                <w:rFonts w:ascii="Arial" w:hAnsi="Arial" w:eastAsia="Arial" w:cs="Arial"/>
+                <w:b w:val="0"/>
+                <w:i w:val="0"/>
+                <w:sz w:val="24"/>
+                <w:u w:val="none"/>
+              </w:rPr>
               <w:t>Shapes, layers, object order, and core vocabulary</w:t>
-              <w:br/>
-              <w:br/>
-              <w:t>Pre-activities</w:t>
-              <w:br/>
-              <w:t>Preview the 10 Trimester 1 vocabulary words. Label the fill, stroke, and z-order in a sample vector image.</w:t>
-              <w:br/>
-              <w:br/>
-              <w:t>While activities</w:t>
-              <w:br/>
-              <w:t>Complete Daily Grade #1: Create a vocabulary table for these 10 words: vector graphic, bitmap, fill, stroke, z-order, shape, layer, object, path, node. Then create a simple environmental badge using shapes, colors, and z-order.</w:t>
-              <w:br/>
-              <w:br/>
-              <w:t>Post activities</w:t>
-              <w:br/>
-              <w:t>Export or save your badge draft. Record two changes you made and why they improved the design.</w:t>
+            </w:r>
+          </w:p>
+          <w:p>
+            <w:pPr>
+              <w:spacing w:line="360" w:lineRule="auto" w:before="0" w:after="0"/>
+            </w:pPr>
+            <w:r>
+              <w:rPr>
+                <w:rFonts w:ascii="Arial" w:hAnsi="Arial" w:eastAsia="Arial" w:cs="Arial"/>
+                <w:i w:val="0"/>
+                <w:sz w:val="24"/>
+                <w:u w:val="none"/>
+                <w:b/>
+              </w:rPr>
+              <w:t>Class Objective:</w:t>
+            </w:r>
+          </w:p>
+          <w:p>
+            <w:pPr>
+              <w:spacing w:line="360" w:lineRule="auto" w:before="0" w:after="0"/>
+            </w:pPr>
+            <w:r>
+              <w:rPr>
+                <w:rFonts w:ascii="Arial" w:hAnsi="Arial" w:eastAsia="Arial" w:cs="Arial"/>
+                <w:i w:val="0"/>
+                <w:sz w:val="24"/>
+                <w:u w:val="none"/>
+              </w:rPr>
+              <w:t>Complete vector vocabulary and create an environmental badge using shapes, colors, and object order.</w:t>
+            </w:r>
+          </w:p>
+          <w:p>
+            <w:pPr>
+              <w:spacing w:line="360" w:lineRule="auto" w:before="0" w:after="0"/>
+            </w:pPr>
+            <w:r>
+              <w:rPr>
+                <w:rFonts w:ascii="Arial" w:hAnsi="Arial" w:eastAsia="Arial" w:cs="Arial"/>
+                <w:b/>
+                <w:i w:val="0"/>
+                <w:sz w:val="24"/>
+                <w:u w:val="none"/>
+              </w:rPr>
+              <w:t>Pre-activities:</w:t>
+            </w:r>
+          </w:p>
+          <w:p>
+            <w:pPr>
+              <w:spacing w:line="360" w:lineRule="auto" w:before="0" w:after="0"/>
+            </w:pPr>
+            <w:r>
+              <w:rPr>
+                <w:rFonts w:ascii="Arial" w:hAnsi="Arial" w:eastAsia="Arial" w:cs="Arial"/>
+                <w:b w:val="0"/>
+                <w:i w:val="0"/>
+                <w:sz w:val="24"/>
+                <w:u w:val="none"/>
+              </w:rPr>
+              <w:t>Preview the 10 Trimester 1 vocabulary words.</w:t>
+            </w:r>
+          </w:p>
+          <w:p>
+            <w:pPr>
+              <w:spacing w:line="360" w:lineRule="auto" w:before="0" w:after="0"/>
+            </w:pPr>
+            <w:r>
+              <w:rPr>
+                <w:rFonts w:ascii="Arial" w:hAnsi="Arial" w:eastAsia="Arial" w:cs="Arial"/>
+                <w:b w:val="0"/>
+                <w:i w:val="0"/>
+                <w:sz w:val="24"/>
+                <w:u w:val="none"/>
+              </w:rPr>
+              <w:t>Label the fill, stroke, and z-order in a sample vector image.</w:t>
+            </w:r>
+          </w:p>
+          <w:p>
+            <w:pPr>
+              <w:spacing w:line="360" w:lineRule="auto" w:before="0" w:after="0"/>
+            </w:pPr>
+            <w:r>
+              <w:rPr>
+                <w:rFonts w:ascii="Arial" w:hAnsi="Arial" w:eastAsia="Arial" w:cs="Arial"/>
+                <w:b/>
+                <w:i w:val="0"/>
+                <w:sz w:val="24"/>
+                <w:u w:val="none"/>
+              </w:rPr>
+              <w:t>While activities:</w:t>
+            </w:r>
+          </w:p>
+          <w:p>
+            <w:pPr>
+              <w:spacing w:line="360" w:lineRule="auto" w:before="0" w:after="0"/>
+            </w:pPr>
+            <w:r>
+              <w:rPr>
+                <w:rFonts w:ascii="Arial" w:hAnsi="Arial" w:eastAsia="Arial" w:cs="Arial"/>
+                <w:b w:val="0"/>
+                <w:i w:val="0"/>
+                <w:sz w:val="24"/>
+                <w:highlight w:val="yellow"/>
+                <w:u w:val="none"/>
+              </w:rPr>
+              <w:t>Complete Daily Grade #1: Create a vocabulary table for these 10 words: vector graphic, bitmap, fill, stroke, z-order, shape, layer, object, path, node.</w:t>
+            </w:r>
+          </w:p>
+          <w:p>
+            <w:pPr>
+              <w:spacing w:line="360" w:lineRule="auto" w:before="0" w:after="0"/>
+            </w:pPr>
+            <w:r>
+              <w:rPr>
+                <w:rFonts w:ascii="Arial" w:hAnsi="Arial" w:eastAsia="Arial" w:cs="Arial"/>
+                <w:b w:val="0"/>
+                <w:i w:val="0"/>
+                <w:sz w:val="24"/>
+                <w:u w:val="none"/>
+              </w:rPr>
+              <w:t>Then create a simple environmental badge using shapes, colors, and z-order.</w:t>
+            </w:r>
+          </w:p>
+          <w:p>
+            <w:pPr>
+              <w:spacing w:line="360" w:lineRule="auto" w:before="0" w:after="0"/>
+            </w:pPr>
+            <w:r>
+              <w:rPr>
+                <w:rFonts w:ascii="Arial" w:hAnsi="Arial" w:eastAsia="Arial" w:cs="Arial"/>
+                <w:b/>
+                <w:i w:val="0"/>
+                <w:sz w:val="24"/>
+                <w:u w:val="none"/>
+              </w:rPr>
+              <w:t>Post activities:</w:t>
+            </w:r>
+          </w:p>
+          <w:p>
+            <w:pPr>
+              <w:spacing w:line="360" w:lineRule="auto" w:before="0" w:after="0"/>
+            </w:pPr>
+            <w:r>
+              <w:rPr>
+                <w:rFonts w:ascii="Arial" w:hAnsi="Arial" w:eastAsia="Arial" w:cs="Arial"/>
+                <w:b w:val="0"/>
+                <w:i w:val="0"/>
+                <w:sz w:val="24"/>
+                <w:u w:val="none"/>
+              </w:rPr>
+              <w:t>Export or save your badge draft.</w:t>
+            </w:r>
+          </w:p>
+          <w:p>
+            <w:pPr>
+              <w:spacing w:line="360" w:lineRule="auto" w:before="0" w:after="0"/>
+            </w:pPr>
+            <w:r>
+              <w:rPr>
+                <w:rFonts w:ascii="Arial" w:hAnsi="Arial" w:eastAsia="Arial" w:cs="Arial"/>
+                <w:b w:val="0"/>
+                <w:i w:val="0"/>
+                <w:sz w:val="24"/>
+                <w:u w:val="none"/>
+              </w:rPr>
+              <w:t>Record two changes you made and why they improved the design.</w:t>
             </w:r>
           </w:p>
         </w:tc>
@@ -393,10 +1001,31 @@
               <w:bottom w:val="single" w:sz="4" w:space="0" w:color="auto"/>
               <w:right w:val="single" w:sz="4" w:space="0" w:color="auto"/>
             </w:tcBorders>
+            <w:vAlign w:val="top"/>
           </w:tcPr>
           <w:p>
-            <w:r>
-              <w:t>Resources: Pen, pencil, technology notebook, student's email and password, Inkscape, vector graphics files, Google Sites access, Google Classroom, project rubric, checklist or worksheet, projector.</w:t>
+            <w:pPr>
+              <w:spacing w:line="360" w:lineRule="auto" w:before="0" w:after="0"/>
+            </w:pPr>
+            <w:r>
+              <w:rPr>
+                <w:rFonts w:ascii="Arial" w:hAnsi="Arial" w:eastAsia="Arial" w:cs="Arial"/>
+                <w:b/>
+                <w:i w:val="0"/>
+                <w:sz w:val="24"/>
+                <w:u w:val="none"/>
+              </w:rPr>
+              <w:t xml:space="preserve">Resources: </w:t>
+            </w:r>
+            <w:r>
+              <w:rPr>
+                <w:rFonts w:ascii="Arial" w:hAnsi="Arial" w:eastAsia="Arial" w:cs="Arial"/>
+                <w:b w:val="0"/>
+                <w:i w:val="0"/>
+                <w:sz w:val="24"/>
+                <w:u w:val="none"/>
+              </w:rPr>
+              <w:t>Pen, pencil, technology notebook, student's computer, email and password</w:t>
             </w:r>
           </w:p>
         </w:tc>
@@ -409,10 +1038,31 @@
               <w:bottom w:val="single" w:sz="4" w:space="0" w:color="auto"/>
               <w:right w:val="single" w:sz="4" w:space="0" w:color="auto"/>
             </w:tcBorders>
+            <w:vAlign w:val="top"/>
           </w:tcPr>
           <w:p>
-            <w:r>
-              <w:t>Resources: Pen, pencil, technology notebook, student's email and password, Inkscape, vector graphics files, Google Sites access, Google Classroom, project rubric, checklist or worksheet, projector.</w:t>
+            <w:pPr>
+              <w:spacing w:line="360" w:lineRule="auto" w:before="0" w:after="0"/>
+            </w:pPr>
+            <w:r>
+              <w:rPr>
+                <w:rFonts w:ascii="Arial" w:hAnsi="Arial" w:eastAsia="Arial" w:cs="Arial"/>
+                <w:b/>
+                <w:i w:val="0"/>
+                <w:sz w:val="24"/>
+                <w:u w:val="none"/>
+              </w:rPr>
+              <w:t xml:space="preserve">Resources: </w:t>
+            </w:r>
+            <w:r>
+              <w:rPr>
+                <w:rFonts w:ascii="Arial" w:hAnsi="Arial" w:eastAsia="Arial" w:cs="Arial"/>
+                <w:b w:val="0"/>
+                <w:i w:val="0"/>
+                <w:sz w:val="24"/>
+                <w:u w:val="none"/>
+              </w:rPr>
+              <w:t>Pen, pencil, technology notebook, student's computer, email and password</w:t>
             </w:r>
           </w:p>
         </w:tc>
@@ -428,9 +1078,21 @@
               <w:right w:val="single" w:sz="4" w:space="0" w:color="auto"/>
             </w:tcBorders>
             <w:shd w:val="clear" w:color="auto" w:fill="A8D08D"/>
+            <w:vAlign w:val="center"/>
           </w:tcPr>
           <w:p>
-            <w:r>
+            <w:pPr>
+              <w:jc w:val="center"/>
+              <w:spacing w:line="360" w:lineRule="auto" w:before="0" w:after="0"/>
+            </w:pPr>
+            <w:r>
+              <w:rPr>
+                <w:rFonts w:ascii="Arial" w:hAnsi="Arial" w:eastAsia="Arial" w:cs="Arial"/>
+                <w:b/>
+                <w:i w:val="0"/>
+                <w:sz w:val="24"/>
+                <w:u w:val="none"/>
+              </w:rPr>
               <w:t>8A, 8B day – 45min – March - Week 2</w:t>
             </w:r>
           </w:p>
@@ -445,9 +1107,21 @@
               <w:right w:val="single" w:sz="4" w:space="0" w:color="auto"/>
             </w:tcBorders>
             <w:shd w:val="clear" w:color="auto" w:fill="A8D08D"/>
+            <w:vAlign w:val="center"/>
           </w:tcPr>
           <w:p>
-            <w:r>
+            <w:pPr>
+              <w:jc w:val="center"/>
+              <w:spacing w:line="360" w:lineRule="auto" w:before="0" w:after="0"/>
+            </w:pPr>
+            <w:r>
+              <w:rPr>
+                <w:rFonts w:ascii="Arial" w:hAnsi="Arial" w:eastAsia="Arial" w:cs="Arial"/>
+                <w:b/>
+                <w:i w:val="0"/>
+                <w:sz w:val="24"/>
+                <w:u w:val="none"/>
+              </w:rPr>
               <w:t>8A, 8B day – 90 min – March - Week 2</w:t>
             </w:r>
           </w:p>
@@ -463,35 +1137,240 @@
               <w:bottom w:val="single" w:sz="4" w:space="0" w:color="auto"/>
               <w:right w:val="single" w:sz="4" w:space="0" w:color="auto"/>
             </w:tcBorders>
+            <w:vAlign w:val="top"/>
           </w:tcPr>
           <w:p>
-            <w:r>
-              <w:t>Topic:</w:t>
-              <w:br/>
+            <w:pPr>
+              <w:spacing w:line="360" w:lineRule="auto" w:before="0" w:after="0"/>
+            </w:pPr>
+            <w:r>
+              <w:rPr>
+                <w:rFonts w:ascii="Arial" w:hAnsi="Arial" w:eastAsia="Arial" w:cs="Arial"/>
+                <w:b/>
+                <w:i w:val="0"/>
+                <w:sz w:val="24"/>
+                <w:u w:val="none"/>
+              </w:rPr>
+              <w:t xml:space="preserve">Topic: </w:t>
+            </w:r>
+            <w:r>
+              <w:rPr>
+                <w:rFonts w:ascii="Arial" w:hAnsi="Arial" w:eastAsia="Arial" w:cs="Arial"/>
+                <w:b w:val="0"/>
+                <w:i w:val="0"/>
+                <w:sz w:val="24"/>
+                <w:u w:val="none"/>
+              </w:rPr>
               <w:t>Alignment, distribution, and grouping</w:t>
-              <w:br/>
-              <w:br/>
-              <w:t>Pre-activities</w:t>
-              <w:br/>
+            </w:r>
+          </w:p>
+          <w:p>
+            <w:pPr>
+              <w:spacing w:line="360" w:lineRule="auto" w:before="0" w:after="0"/>
+            </w:pPr>
+            <w:r>
+              <w:rPr>
+                <w:rFonts w:ascii="Arial" w:hAnsi="Arial" w:eastAsia="Arial" w:cs="Arial"/>
+                <w:i w:val="0"/>
+                <w:sz w:val="24"/>
+                <w:u w:val="none"/>
+                <w:b/>
+              </w:rPr>
+              <w:t>Class Objective:</w:t>
+            </w:r>
+          </w:p>
+          <w:p>
+            <w:pPr>
+              <w:spacing w:line="360" w:lineRule="auto" w:before="0" w:after="0"/>
+            </w:pPr>
+            <w:r>
+              <w:rPr>
+                <w:rFonts w:ascii="Arial" w:hAnsi="Arial" w:eastAsia="Arial" w:cs="Arial"/>
+                <w:i w:val="0"/>
+                <w:sz w:val="24"/>
+                <w:u w:val="none"/>
+              </w:rPr>
+              <w:t>Use alignment, distribution, and grouping tools to organize repeated objects in a vector design.</w:t>
+            </w:r>
+          </w:p>
+          <w:p>
+            <w:pPr>
+              <w:spacing w:line="360" w:lineRule="auto" w:before="0" w:after="0"/>
+            </w:pPr>
+            <w:r>
+              <w:rPr>
+                <w:rFonts w:ascii="Arial" w:hAnsi="Arial" w:eastAsia="Arial" w:cs="Arial"/>
+                <w:b/>
+                <w:i w:val="0"/>
+                <w:sz w:val="24"/>
+                <w:u w:val="none"/>
+              </w:rPr>
+              <w:t>Pre-activities:</w:t>
+            </w:r>
+          </w:p>
+          <w:p>
+            <w:pPr>
+              <w:spacing w:line="360" w:lineRule="auto" w:before="0" w:after="0"/>
+            </w:pPr>
+            <w:r>
+              <w:rPr>
+                <w:rFonts w:ascii="Arial" w:hAnsi="Arial" w:eastAsia="Arial" w:cs="Arial"/>
+                <w:b w:val="0"/>
+                <w:i w:val="0"/>
+                <w:sz w:val="24"/>
+                <w:u w:val="none"/>
+              </w:rPr>
               <w:t>Review Week 2 practice vocabulary (part 1).</w:t>
-              <w:br/>
+            </w:r>
+          </w:p>
+          <w:p>
+            <w:pPr>
+              <w:spacing w:line="360" w:lineRule="auto" w:before="0" w:after="0"/>
+            </w:pPr>
+            <w:r>
+              <w:rPr>
+                <w:rFonts w:ascii="Arial" w:hAnsi="Arial" w:eastAsia="Arial" w:cs="Arial"/>
+                <w:b w:val="0"/>
+                <w:i w:val="0"/>
+                <w:sz w:val="24"/>
+                <w:u w:val="none"/>
+              </w:rPr>
               <w:t>alignment: Lining objects up neatly</w:t>
-              <w:br/>
+            </w:r>
+          </w:p>
+          <w:p>
+            <w:pPr>
+              <w:spacing w:line="360" w:lineRule="auto" w:before="0" w:after="0"/>
+            </w:pPr>
+            <w:r>
+              <w:rPr>
+                <w:rFonts w:ascii="Arial" w:hAnsi="Arial" w:eastAsia="Arial" w:cs="Arial"/>
+                <w:b w:val="0"/>
+                <w:i w:val="0"/>
+                <w:sz w:val="24"/>
+                <w:u w:val="none"/>
+              </w:rPr>
               <w:t>distribution: Spacing objects evenly</w:t>
-              <w:br/>
+            </w:r>
+          </w:p>
+          <w:p>
+            <w:pPr>
+              <w:spacing w:line="360" w:lineRule="auto" w:before="0" w:after="0"/>
+            </w:pPr>
+            <w:r>
+              <w:rPr>
+                <w:rFonts w:ascii="Arial" w:hAnsi="Arial" w:eastAsia="Arial" w:cs="Arial"/>
+                <w:b w:val="0"/>
+                <w:i w:val="0"/>
+                <w:sz w:val="24"/>
+                <w:u w:val="none"/>
+              </w:rPr>
               <w:t>grouping: Joining objects so they move together</w:t>
-              <w:br/>
+            </w:r>
+          </w:p>
+          <w:p>
+            <w:pPr>
+              <w:spacing w:line="360" w:lineRule="auto" w:before="0" w:after="0"/>
+            </w:pPr>
+            <w:r>
+              <w:rPr>
+                <w:rFonts w:ascii="Arial" w:hAnsi="Arial" w:eastAsia="Arial" w:cs="Arial"/>
+                <w:b w:val="0"/>
+                <w:i w:val="0"/>
+                <w:sz w:val="24"/>
+                <w:u w:val="none"/>
+              </w:rPr>
               <w:t>Sort examples into aligned, distributed, grouped, and ungrouped objects. Review the previous badge file.</w:t>
-              <w:br/>
-              <w:br/>
-              <w:t>While activities</w:t>
-              <w:br/>
-              <w:t>Use alignment and distribution tools to organize repeated objects in a pattern or border. Group related objects and move them as one unit.</w:t>
-              <w:br/>
-              <w:br/>
-              <w:t>Post activities</w:t>
-              <w:br/>
-              <w:t>Submit a screenshot of your organized design. Explain one situation where grouping saves time.</w:t>
+            </w:r>
+          </w:p>
+          <w:p>
+            <w:pPr>
+              <w:spacing w:line="360" w:lineRule="auto" w:before="0" w:after="0"/>
+            </w:pPr>
+            <w:r>
+              <w:rPr>
+                <w:rFonts w:ascii="Arial" w:hAnsi="Arial" w:eastAsia="Arial" w:cs="Arial"/>
+                <w:b/>
+                <w:i w:val="0"/>
+                <w:sz w:val="24"/>
+                <w:u w:val="none"/>
+              </w:rPr>
+              <w:t>While activities:</w:t>
+            </w:r>
+          </w:p>
+          <w:p>
+            <w:pPr>
+              <w:spacing w:line="360" w:lineRule="auto" w:before="0" w:after="0"/>
+            </w:pPr>
+            <w:r>
+              <w:rPr>
+                <w:rFonts w:ascii="Arial" w:hAnsi="Arial" w:eastAsia="Arial" w:cs="Arial"/>
+                <w:b w:val="0"/>
+                <w:i w:val="0"/>
+                <w:sz w:val="24"/>
+                <w:u w:val="none"/>
+              </w:rPr>
+              <w:t>Use alignment and distribution tools to organize repeated objects in a pattern or border.</w:t>
+            </w:r>
+          </w:p>
+          <w:p>
+            <w:pPr>
+              <w:spacing w:line="360" w:lineRule="auto" w:before="0" w:after="0"/>
+            </w:pPr>
+            <w:r>
+              <w:rPr>
+                <w:rFonts w:ascii="Arial" w:hAnsi="Arial" w:eastAsia="Arial" w:cs="Arial"/>
+                <w:b w:val="0"/>
+                <w:i w:val="0"/>
+                <w:sz w:val="24"/>
+                <w:u w:val="none"/>
+              </w:rPr>
+              <w:t>Group related objects and move them as one unit.</w:t>
+            </w:r>
+          </w:p>
+          <w:p>
+            <w:pPr>
+              <w:spacing w:line="360" w:lineRule="auto" w:before="0" w:after="0"/>
+            </w:pPr>
+            <w:r>
+              <w:rPr>
+                <w:rFonts w:ascii="Arial" w:hAnsi="Arial" w:eastAsia="Arial" w:cs="Arial"/>
+                <w:b/>
+                <w:i w:val="0"/>
+                <w:sz w:val="24"/>
+                <w:u w:val="none"/>
+              </w:rPr>
+              <w:t>Post activities:</w:t>
+            </w:r>
+          </w:p>
+          <w:p>
+            <w:pPr>
+              <w:spacing w:line="360" w:lineRule="auto" w:before="0" w:after="0"/>
+            </w:pPr>
+            <w:r>
+              <w:rPr>
+                <w:rFonts w:ascii="Arial" w:hAnsi="Arial" w:eastAsia="Arial" w:cs="Arial"/>
+                <w:b w:val="0"/>
+                <w:i w:val="0"/>
+                <w:sz w:val="24"/>
+                <w:u w:val="none"/>
+              </w:rPr>
+              <w:t>Submit a screenshot of your organized design.</w:t>
+            </w:r>
+          </w:p>
+          <w:p>
+            <w:pPr>
+              <w:spacing w:line="360" w:lineRule="auto" w:before="0" w:after="0"/>
+            </w:pPr>
+            <w:r>
+              <w:rPr>
+                <w:rFonts w:ascii="Arial" w:hAnsi="Arial" w:eastAsia="Arial" w:cs="Arial"/>
+                <w:b w:val="0"/>
+                <w:i w:val="0"/>
+                <w:sz w:val="24"/>
+                <w:u w:val="none"/>
+              </w:rPr>
+              <w:t>Explain one situation where grouping saves time.</w:t>
             </w:r>
           </w:p>
         </w:tc>
@@ -504,35 +1383,255 @@
               <w:bottom w:val="single" w:sz="4" w:space="0" w:color="auto"/>
               <w:right w:val="single" w:sz="4" w:space="0" w:color="auto"/>
             </w:tcBorders>
+            <w:vAlign w:val="top"/>
           </w:tcPr>
           <w:p>
-            <w:r>
-              <w:t>Topic:</w:t>
-              <w:br/>
+            <w:pPr>
+              <w:spacing w:line="360" w:lineRule="auto" w:before="0" w:after="0"/>
+            </w:pPr>
+            <w:r>
+              <w:rPr>
+                <w:rFonts w:ascii="Arial" w:hAnsi="Arial" w:eastAsia="Arial" w:cs="Arial"/>
+                <w:b/>
+                <w:i w:val="0"/>
+                <w:sz w:val="24"/>
+                <w:u w:val="none"/>
+              </w:rPr>
+              <w:t xml:space="preserve">Topic: </w:t>
+            </w:r>
+            <w:r>
+              <w:rPr>
+                <w:rFonts w:ascii="Arial" w:hAnsi="Arial" w:eastAsia="Arial" w:cs="Arial"/>
+                <w:b w:val="0"/>
+                <w:i w:val="0"/>
+                <w:sz w:val="24"/>
+                <w:u w:val="none"/>
+              </w:rPr>
               <w:t>Paths and nodes</w:t>
-              <w:br/>
-              <w:br/>
-              <w:t>Pre-activities</w:t>
-              <w:br/>
+            </w:r>
+          </w:p>
+          <w:p>
+            <w:pPr>
+              <w:spacing w:line="360" w:lineRule="auto" w:before="0" w:after="0"/>
+            </w:pPr>
+            <w:r>
+              <w:rPr>
+                <w:rFonts w:ascii="Arial" w:hAnsi="Arial" w:eastAsia="Arial" w:cs="Arial"/>
+                <w:i w:val="0"/>
+                <w:sz w:val="24"/>
+                <w:u w:val="none"/>
+                <w:b/>
+              </w:rPr>
+              <w:t>Class Objective:</w:t>
+            </w:r>
+          </w:p>
+          <w:p>
+            <w:pPr>
+              <w:spacing w:line="360" w:lineRule="auto" w:before="0" w:after="0"/>
+            </w:pPr>
+            <w:r>
+              <w:rPr>
+                <w:rFonts w:ascii="Arial" w:hAnsi="Arial" w:eastAsia="Arial" w:cs="Arial"/>
+                <w:i w:val="0"/>
+                <w:sz w:val="24"/>
+                <w:u w:val="none"/>
+              </w:rPr>
+              <w:t>Create and edit paths and nodes to build a simple environmental symbol.</w:t>
+            </w:r>
+          </w:p>
+          <w:p>
+            <w:pPr>
+              <w:spacing w:line="360" w:lineRule="auto" w:before="0" w:after="0"/>
+            </w:pPr>
+            <w:r>
+              <w:rPr>
+                <w:rFonts w:ascii="Arial" w:hAnsi="Arial" w:eastAsia="Arial" w:cs="Arial"/>
+                <w:b/>
+                <w:i w:val="0"/>
+                <w:sz w:val="24"/>
+                <w:u w:val="none"/>
+              </w:rPr>
+              <w:t>Pre-activities:</w:t>
+            </w:r>
+          </w:p>
+          <w:p>
+            <w:pPr>
+              <w:spacing w:line="360" w:lineRule="auto" w:before="0" w:after="0"/>
+            </w:pPr>
+            <w:r>
+              <w:rPr>
+                <w:rFonts w:ascii="Arial" w:hAnsi="Arial" w:eastAsia="Arial" w:cs="Arial"/>
+                <w:b w:val="0"/>
+                <w:i w:val="0"/>
+                <w:sz w:val="24"/>
+                <w:u w:val="none"/>
+              </w:rPr>
               <w:t>Review Week 2 practice vocabulary (part 2).</w:t>
-              <w:br/>
+            </w:r>
+          </w:p>
+          <w:p>
+            <w:pPr>
+              <w:spacing w:line="360" w:lineRule="auto" w:before="0" w:after="0"/>
+            </w:pPr>
+            <w:r>
+              <w:rPr>
+                <w:rFonts w:ascii="Arial" w:hAnsi="Arial" w:eastAsia="Arial" w:cs="Arial"/>
+                <w:b w:val="0"/>
+                <w:i w:val="0"/>
+                <w:sz w:val="24"/>
+                <w:u w:val="none"/>
+              </w:rPr>
               <w:t>duplicate: To make a copy</w:t>
-              <w:br/>
+            </w:r>
+          </w:p>
+          <w:p>
+            <w:pPr>
+              <w:spacing w:line="360" w:lineRule="auto" w:before="0" w:after="0"/>
+            </w:pPr>
+            <w:r>
+              <w:rPr>
+                <w:rFonts w:ascii="Arial" w:hAnsi="Arial" w:eastAsia="Arial" w:cs="Arial"/>
+                <w:b w:val="0"/>
+                <w:i w:val="0"/>
+                <w:sz w:val="24"/>
+                <w:u w:val="none"/>
+              </w:rPr>
               <w:t>resize: To change size</w:t>
-              <w:br/>
+            </w:r>
+          </w:p>
+          <w:p>
+            <w:pPr>
+              <w:spacing w:line="360" w:lineRule="auto" w:before="0" w:after="0"/>
+            </w:pPr>
+            <w:r>
+              <w:rPr>
+                <w:rFonts w:ascii="Arial" w:hAnsi="Arial" w:eastAsia="Arial" w:cs="Arial"/>
+                <w:b w:val="0"/>
+                <w:i w:val="0"/>
+                <w:sz w:val="24"/>
+                <w:u w:val="none"/>
+              </w:rPr>
               <w:t>rotate: To turn an object</w:t>
-              <w:br/>
+            </w:r>
+          </w:p>
+          <w:p>
+            <w:pPr>
+              <w:spacing w:line="360" w:lineRule="auto" w:before="0" w:after="0"/>
+            </w:pPr>
+            <w:r>
+              <w:rPr>
+                <w:rFonts w:ascii="Arial" w:hAnsi="Arial" w:eastAsia="Arial" w:cs="Arial"/>
+                <w:b w:val="0"/>
+                <w:i w:val="0"/>
+                <w:sz w:val="24"/>
+                <w:u w:val="none"/>
+              </w:rPr>
               <w:t>Complete a quick word match for path, node, curve, freehand, and pen tool. Trace a simple shape on paper and mark possible nodes.</w:t>
-              <w:br/>
-              <w:br/>
-              <w:t>While activities</w:t>
-              <w:br/>
-              <w:t>Create straight and curved paths with the pen tool. Convert at least two shapes to paths and edit their nodes. Build a leaf, water drop, or recycling symbol using paths and edited nodes.</w:t>
-              <w:br/>
-              <w:br/>
-              <w:t>Post activities</w:t>
-              <w:br/>
-              <w:t>Save your path practice. Write one sentence comparing a shape and a path.</w:t>
+            </w:r>
+          </w:p>
+          <w:p>
+            <w:pPr>
+              <w:spacing w:line="360" w:lineRule="auto" w:before="0" w:after="0"/>
+            </w:pPr>
+            <w:r>
+              <w:rPr>
+                <w:rFonts w:ascii="Arial" w:hAnsi="Arial" w:eastAsia="Arial" w:cs="Arial"/>
+                <w:b/>
+                <w:i w:val="0"/>
+                <w:sz w:val="24"/>
+                <w:u w:val="none"/>
+              </w:rPr>
+              <w:t>While activities:</w:t>
+            </w:r>
+          </w:p>
+          <w:p>
+            <w:pPr>
+              <w:spacing w:line="360" w:lineRule="auto" w:before="0" w:after="0"/>
+            </w:pPr>
+            <w:r>
+              <w:rPr>
+                <w:rFonts w:ascii="Arial" w:hAnsi="Arial" w:eastAsia="Arial" w:cs="Arial"/>
+                <w:b w:val="0"/>
+                <w:i w:val="0"/>
+                <w:sz w:val="24"/>
+                <w:u w:val="none"/>
+              </w:rPr>
+              <w:t>Create straight and curved paths with the pen tool.</w:t>
+            </w:r>
+          </w:p>
+          <w:p>
+            <w:pPr>
+              <w:spacing w:line="360" w:lineRule="auto" w:before="0" w:after="0"/>
+            </w:pPr>
+            <w:r>
+              <w:rPr>
+                <w:rFonts w:ascii="Arial" w:hAnsi="Arial" w:eastAsia="Arial" w:cs="Arial"/>
+                <w:b w:val="0"/>
+                <w:i w:val="0"/>
+                <w:sz w:val="24"/>
+                <w:u w:val="none"/>
+              </w:rPr>
+              <w:t>Convert at least two shapes to paths and edit their nodes.</w:t>
+            </w:r>
+          </w:p>
+          <w:p>
+            <w:pPr>
+              <w:spacing w:line="360" w:lineRule="auto" w:before="0" w:after="0"/>
+            </w:pPr>
+            <w:r>
+              <w:rPr>
+                <w:rFonts w:ascii="Arial" w:hAnsi="Arial" w:eastAsia="Arial" w:cs="Arial"/>
+                <w:b w:val="0"/>
+                <w:i w:val="0"/>
+                <w:sz w:val="24"/>
+                <w:u w:val="none"/>
+              </w:rPr>
+              <w:t>Build a leaf, water drop, or recycling symbol using paths and edited nodes.</w:t>
+            </w:r>
+          </w:p>
+          <w:p>
+            <w:pPr>
+              <w:spacing w:line="360" w:lineRule="auto" w:before="0" w:after="0"/>
+            </w:pPr>
+            <w:r>
+              <w:rPr>
+                <w:rFonts w:ascii="Arial" w:hAnsi="Arial" w:eastAsia="Arial" w:cs="Arial"/>
+                <w:b/>
+                <w:i w:val="0"/>
+                <w:sz w:val="24"/>
+                <w:u w:val="none"/>
+              </w:rPr>
+              <w:t>Post activities:</w:t>
+            </w:r>
+          </w:p>
+          <w:p>
+            <w:pPr>
+              <w:spacing w:line="360" w:lineRule="auto" w:before="0" w:after="0"/>
+            </w:pPr>
+            <w:r>
+              <w:rPr>
+                <w:rFonts w:ascii="Arial" w:hAnsi="Arial" w:eastAsia="Arial" w:cs="Arial"/>
+                <w:b w:val="0"/>
+                <w:i w:val="0"/>
+                <w:sz w:val="24"/>
+                <w:u w:val="none"/>
+              </w:rPr>
+              <w:t>Save your path practice.</w:t>
+            </w:r>
+          </w:p>
+          <w:p>
+            <w:pPr>
+              <w:spacing w:line="360" w:lineRule="auto" w:before="0" w:after="0"/>
+            </w:pPr>
+            <w:r>
+              <w:rPr>
+                <w:rFonts w:ascii="Arial" w:hAnsi="Arial" w:eastAsia="Arial" w:cs="Arial"/>
+                <w:b w:val="0"/>
+                <w:i w:val="0"/>
+                <w:sz w:val="24"/>
+                <w:u w:val="none"/>
+              </w:rPr>
+              <w:t>Write one sentence comparing a shape and a path.</w:t>
             </w:r>
           </w:p>
         </w:tc>
@@ -547,10 +1646,31 @@
               <w:bottom w:val="single" w:sz="4" w:space="0" w:color="auto"/>
               <w:right w:val="single" w:sz="4" w:space="0" w:color="auto"/>
             </w:tcBorders>
+            <w:vAlign w:val="top"/>
           </w:tcPr>
           <w:p>
-            <w:r>
-              <w:t>Resources: Pen, pencil, technology notebook, student's email and password, Inkscape, vector graphics files, Google Sites access, Google Classroom, project rubric, checklist or worksheet, projector.</w:t>
+            <w:pPr>
+              <w:spacing w:line="360" w:lineRule="auto" w:before="0" w:after="0"/>
+            </w:pPr>
+            <w:r>
+              <w:rPr>
+                <w:rFonts w:ascii="Arial" w:hAnsi="Arial" w:eastAsia="Arial" w:cs="Arial"/>
+                <w:b/>
+                <w:i w:val="0"/>
+                <w:sz w:val="24"/>
+                <w:u w:val="none"/>
+              </w:rPr>
+              <w:t xml:space="preserve">Resources: </w:t>
+            </w:r>
+            <w:r>
+              <w:rPr>
+                <w:rFonts w:ascii="Arial" w:hAnsi="Arial" w:eastAsia="Arial" w:cs="Arial"/>
+                <w:b w:val="0"/>
+                <w:i w:val="0"/>
+                <w:sz w:val="24"/>
+                <w:u w:val="none"/>
+              </w:rPr>
+              <w:t>Pen, pencil, technology notebook, student's computer, email and password</w:t>
             </w:r>
           </w:p>
         </w:tc>
@@ -563,10 +1683,31 @@
               <w:bottom w:val="single" w:sz="4" w:space="0" w:color="auto"/>
               <w:right w:val="single" w:sz="4" w:space="0" w:color="auto"/>
             </w:tcBorders>
+            <w:vAlign w:val="top"/>
           </w:tcPr>
           <w:p>
-            <w:r>
-              <w:t>Resources: Pen, pencil, technology notebook, student's email and password, Inkscape, vector graphics files, Google Sites access, Google Classroom, project rubric, checklist or worksheet, projector.</w:t>
+            <w:pPr>
+              <w:spacing w:line="360" w:lineRule="auto" w:before="0" w:after="0"/>
+            </w:pPr>
+            <w:r>
+              <w:rPr>
+                <w:rFonts w:ascii="Arial" w:hAnsi="Arial" w:eastAsia="Arial" w:cs="Arial"/>
+                <w:b/>
+                <w:i w:val="0"/>
+                <w:sz w:val="24"/>
+                <w:u w:val="none"/>
+              </w:rPr>
+              <w:t xml:space="preserve">Resources: </w:t>
+            </w:r>
+            <w:r>
+              <w:rPr>
+                <w:rFonts w:ascii="Arial" w:hAnsi="Arial" w:eastAsia="Arial" w:cs="Arial"/>
+                <w:b w:val="0"/>
+                <w:i w:val="0"/>
+                <w:sz w:val="24"/>
+                <w:u w:val="none"/>
+              </w:rPr>
+              <w:t>Pen, pencil, technology notebook, student's computer, email and password</w:t>
             </w:r>
           </w:p>
         </w:tc>
@@ -582,9 +1723,21 @@
               <w:right w:val="single" w:sz="4" w:space="0" w:color="auto"/>
             </w:tcBorders>
             <w:shd w:val="clear" w:color="auto" w:fill="A8D08D"/>
+            <w:vAlign w:val="center"/>
           </w:tcPr>
           <w:p>
-            <w:r>
+            <w:pPr>
+              <w:jc w:val="center"/>
+              <w:spacing w:line="360" w:lineRule="auto" w:before="0" w:after="0"/>
+            </w:pPr>
+            <w:r>
+              <w:rPr>
+                <w:rFonts w:ascii="Arial" w:hAnsi="Arial" w:eastAsia="Arial" w:cs="Arial"/>
+                <w:b/>
+                <w:i w:val="0"/>
+                <w:sz w:val="24"/>
+                <w:u w:val="none"/>
+              </w:rPr>
               <w:t>8A, 8B day – 45min – March - Week 3</w:t>
             </w:r>
           </w:p>
@@ -599,9 +1752,21 @@
               <w:right w:val="single" w:sz="4" w:space="0" w:color="auto"/>
             </w:tcBorders>
             <w:shd w:val="clear" w:color="auto" w:fill="A8D08D"/>
+            <w:vAlign w:val="center"/>
           </w:tcPr>
           <w:p>
-            <w:r>
+            <w:pPr>
+              <w:jc w:val="center"/>
+              <w:spacing w:line="360" w:lineRule="auto" w:before="0" w:after="0"/>
+            </w:pPr>
+            <w:r>
+              <w:rPr>
+                <w:rFonts w:ascii="Arial" w:hAnsi="Arial" w:eastAsia="Arial" w:cs="Arial"/>
+                <w:b/>
+                <w:i w:val="0"/>
+                <w:sz w:val="24"/>
+                <w:u w:val="none"/>
+              </w:rPr>
               <w:t>8A, 8B day – 90 min – March - Week 3</w:t>
             </w:r>
           </w:p>
@@ -617,37 +1782,255 @@
               <w:bottom w:val="single" w:sz="4" w:space="0" w:color="auto"/>
               <w:right w:val="single" w:sz="4" w:space="0" w:color="auto"/>
             </w:tcBorders>
+            <w:vAlign w:val="top"/>
           </w:tcPr>
           <w:p>
-            <w:r>
-              <w:t>Topic:</w:t>
-              <w:br/>
+            <w:pPr>
+              <w:spacing w:line="360" w:lineRule="auto" w:before="0" w:after="0"/>
+            </w:pPr>
+            <w:r>
+              <w:rPr>
+                <w:rFonts w:ascii="Arial" w:hAnsi="Arial" w:eastAsia="Arial" w:cs="Arial"/>
+                <w:b/>
+                <w:i w:val="0"/>
+                <w:sz w:val="24"/>
+                <w:u w:val="none"/>
+              </w:rPr>
+              <w:t xml:space="preserve">Topic: </w:t>
+            </w:r>
+            <w:r>
+              <w:rPr>
+                <w:rFonts w:ascii="Arial" w:hAnsi="Arial" w:eastAsia="Arial" w:cs="Arial"/>
+                <w:b w:val="0"/>
+                <w:i w:val="0"/>
+                <w:sz w:val="24"/>
+                <w:u w:val="none"/>
+              </w:rPr>
               <w:t>Campaign graphic planning</w:t>
-              <w:br/>
-              <w:br/>
-              <w:t>Pre-activities</w:t>
-              <w:br/>
+            </w:r>
+          </w:p>
+          <w:p>
+            <w:pPr>
+              <w:spacing w:line="360" w:lineRule="auto" w:before="0" w:after="0"/>
+            </w:pPr>
+            <w:r>
+              <w:rPr>
+                <w:rFonts w:ascii="Arial" w:hAnsi="Arial" w:eastAsia="Arial" w:cs="Arial"/>
+                <w:i w:val="0"/>
+                <w:sz w:val="24"/>
+                <w:u w:val="none"/>
+                <w:b/>
+              </w:rPr>
+              <w:t>Class Objective:</w:t>
+            </w:r>
+          </w:p>
+          <w:p>
+            <w:pPr>
+              <w:spacing w:line="360" w:lineRule="auto" w:before="0" w:after="0"/>
+            </w:pPr>
+            <w:r>
+              <w:rPr>
+                <w:rFonts w:ascii="Arial" w:hAnsi="Arial" w:eastAsia="Arial" w:cs="Arial"/>
+                <w:i w:val="0"/>
+                <w:sz w:val="24"/>
+                <w:u w:val="none"/>
+              </w:rPr>
+              <w:t>Plan a campaign icon with audience, message, colors, shapes, and vector techniques.</w:t>
+            </w:r>
+          </w:p>
+          <w:p>
+            <w:pPr>
+              <w:spacing w:line="360" w:lineRule="auto" w:before="0" w:after="0"/>
+            </w:pPr>
+            <w:r>
+              <w:rPr>
+                <w:rFonts w:ascii="Arial" w:hAnsi="Arial" w:eastAsia="Arial" w:cs="Arial"/>
+                <w:b/>
+                <w:i w:val="0"/>
+                <w:sz w:val="24"/>
+                <w:u w:val="none"/>
+              </w:rPr>
+              <w:t>Pre-activities:</w:t>
+            </w:r>
+          </w:p>
+          <w:p>
+            <w:pPr>
+              <w:spacing w:line="360" w:lineRule="auto" w:before="0" w:after="0"/>
+            </w:pPr>
+            <w:r>
+              <w:rPr>
+                <w:rFonts w:ascii="Arial" w:hAnsi="Arial" w:eastAsia="Arial" w:cs="Arial"/>
+                <w:b w:val="0"/>
+                <w:i w:val="0"/>
+                <w:sz w:val="24"/>
+                <w:u w:val="none"/>
+              </w:rPr>
               <w:t>Review Week 3 practice vocabulary (part 1).</w:t>
-              <w:br/>
+            </w:r>
+          </w:p>
+          <w:p>
+            <w:pPr>
+              <w:spacing w:line="360" w:lineRule="auto" w:before="0" w:after="0"/>
+            </w:pPr>
+            <w:r>
+              <w:rPr>
+                <w:rFonts w:ascii="Arial" w:hAnsi="Arial" w:eastAsia="Arial" w:cs="Arial"/>
+                <w:b w:val="0"/>
+                <w:i w:val="0"/>
+                <w:sz w:val="24"/>
+                <w:u w:val="none"/>
+              </w:rPr>
               <w:t>campaign: A planned message that asks people to care or act</w:t>
-              <w:br/>
+            </w:r>
+          </w:p>
+          <w:p>
+            <w:pPr>
+              <w:spacing w:line="360" w:lineRule="auto" w:before="0" w:after="0"/>
+            </w:pPr>
+            <w:r>
+              <w:rPr>
+                <w:rFonts w:ascii="Arial" w:hAnsi="Arial" w:eastAsia="Arial" w:cs="Arial"/>
+                <w:b w:val="0"/>
+                <w:i w:val="0"/>
+                <w:sz w:val="24"/>
+                <w:u w:val="none"/>
+              </w:rPr>
               <w:t>audience: The people who will see or use something</w:t>
-              <w:br/>
+            </w:r>
+          </w:p>
+          <w:p>
+            <w:pPr>
+              <w:spacing w:line="360" w:lineRule="auto" w:before="0" w:after="0"/>
+            </w:pPr>
+            <w:r>
+              <w:rPr>
+                <w:rFonts w:ascii="Arial" w:hAnsi="Arial" w:eastAsia="Arial" w:cs="Arial"/>
+                <w:b w:val="0"/>
+                <w:i w:val="0"/>
+                <w:sz w:val="24"/>
+                <w:u w:val="none"/>
+              </w:rPr>
               <w:t>message: Information sent or shown</w:t>
-              <w:br/>
+            </w:r>
+          </w:p>
+          <w:p>
+            <w:pPr>
+              <w:spacing w:line="360" w:lineRule="auto" w:before="0" w:after="0"/>
+            </w:pPr>
+            <w:r>
+              <w:rPr>
+                <w:rFonts w:ascii="Arial" w:hAnsi="Arial" w:eastAsia="Arial" w:cs="Arial"/>
+                <w:b w:val="0"/>
+                <w:i w:val="0"/>
+                <w:sz w:val="24"/>
+                <w:u w:val="none"/>
+              </w:rPr>
               <w:t>icon: A small picture that represents an idea</w:t>
-              <w:br/>
+            </w:r>
+          </w:p>
+          <w:p>
+            <w:pPr>
+              <w:spacing w:line="360" w:lineRule="auto" w:before="0" w:after="0"/>
+            </w:pPr>
+            <w:r>
+              <w:rPr>
+                <w:rFonts w:ascii="Arial" w:hAnsi="Arial" w:eastAsia="Arial" w:cs="Arial"/>
+                <w:b w:val="0"/>
+                <w:i w:val="0"/>
+                <w:sz w:val="24"/>
+                <w:u w:val="none"/>
+              </w:rPr>
               <w:t>Choose an environmental campaign topic such as water conservation, recycling, clean energy, or protecting local nature. List the audience and the action you want viewers to take.</w:t>
-              <w:br/>
-              <w:br/>
-              <w:t>While activities</w:t>
-              <w:br/>
-              <w:t>Create a planning sketch for one campaign icon or logo. Include the message, colors, shapes, and at least 5 vector techniques you plan to use.</w:t>
-              <w:br/>
-              <w:br/>
-              <w:t>Post activities</w:t>
-              <w:br/>
-              <w:t>Share your sketch with a partner. Record one suggestion you received.</w:t>
+            </w:r>
+          </w:p>
+          <w:p>
+            <w:pPr>
+              <w:spacing w:line="360" w:lineRule="auto" w:before="0" w:after="0"/>
+            </w:pPr>
+            <w:r>
+              <w:rPr>
+                <w:rFonts w:ascii="Arial" w:hAnsi="Arial" w:eastAsia="Arial" w:cs="Arial"/>
+                <w:b/>
+                <w:i w:val="0"/>
+                <w:sz w:val="24"/>
+                <w:u w:val="none"/>
+              </w:rPr>
+              <w:t>While activities:</w:t>
+            </w:r>
+          </w:p>
+          <w:p>
+            <w:pPr>
+              <w:spacing w:line="360" w:lineRule="auto" w:before="0" w:after="0"/>
+            </w:pPr>
+            <w:r>
+              <w:rPr>
+                <w:rFonts w:ascii="Arial" w:hAnsi="Arial" w:eastAsia="Arial" w:cs="Arial"/>
+                <w:b w:val="0"/>
+                <w:i w:val="0"/>
+                <w:sz w:val="24"/>
+                <w:u w:val="none"/>
+              </w:rPr>
+              <w:t>Create a planning sketch for one campaign icon or logo.</w:t>
+            </w:r>
+          </w:p>
+          <w:p>
+            <w:pPr>
+              <w:spacing w:line="360" w:lineRule="auto" w:before="0" w:after="0"/>
+            </w:pPr>
+            <w:r>
+              <w:rPr>
+                <w:rFonts w:ascii="Arial" w:hAnsi="Arial" w:eastAsia="Arial" w:cs="Arial"/>
+                <w:b w:val="0"/>
+                <w:i w:val="0"/>
+                <w:sz w:val="24"/>
+                <w:u w:val="none"/>
+              </w:rPr>
+              <w:t>Include the message, colors, shapes, and at least 5 vector techniques you plan to use.</w:t>
+            </w:r>
+          </w:p>
+          <w:p>
+            <w:pPr>
+              <w:spacing w:line="360" w:lineRule="auto" w:before="0" w:after="0"/>
+            </w:pPr>
+            <w:r>
+              <w:rPr>
+                <w:rFonts w:ascii="Arial" w:hAnsi="Arial" w:eastAsia="Arial" w:cs="Arial"/>
+                <w:b/>
+                <w:i w:val="0"/>
+                <w:sz w:val="24"/>
+                <w:u w:val="none"/>
+              </w:rPr>
+              <w:t>Post activities:</w:t>
+            </w:r>
+          </w:p>
+          <w:p>
+            <w:pPr>
+              <w:spacing w:line="360" w:lineRule="auto" w:before="0" w:after="0"/>
+            </w:pPr>
+            <w:r>
+              <w:rPr>
+                <w:rFonts w:ascii="Arial" w:hAnsi="Arial" w:eastAsia="Arial" w:cs="Arial"/>
+                <w:b w:val="0"/>
+                <w:i w:val="0"/>
+                <w:sz w:val="24"/>
+                <w:u w:val="none"/>
+              </w:rPr>
+              <w:t>Share your sketch with a partner.</w:t>
+            </w:r>
+          </w:p>
+          <w:p>
+            <w:pPr>
+              <w:spacing w:line="360" w:lineRule="auto" w:before="0" w:after="0"/>
+            </w:pPr>
+            <w:r>
+              <w:rPr>
+                <w:rFonts w:ascii="Arial" w:hAnsi="Arial" w:eastAsia="Arial" w:cs="Arial"/>
+                <w:b w:val="0"/>
+                <w:i w:val="0"/>
+                <w:sz w:val="24"/>
+                <w:u w:val="none"/>
+              </w:rPr>
+              <w:t>Record one suggestion you received.</w:t>
             </w:r>
           </w:p>
         </w:tc>
@@ -660,35 +2043,226 @@
               <w:bottom w:val="single" w:sz="4" w:space="0" w:color="auto"/>
               <w:right w:val="single" w:sz="4" w:space="0" w:color="auto"/>
             </w:tcBorders>
+            <w:vAlign w:val="top"/>
           </w:tcPr>
           <w:p>
-            <w:r>
-              <w:t>Topic:</w:t>
-              <w:br/>
+            <w:pPr>
+              <w:spacing w:line="360" w:lineRule="auto" w:before="0" w:after="0"/>
+            </w:pPr>
+            <w:r>
+              <w:rPr>
+                <w:rFonts w:ascii="Arial" w:hAnsi="Arial" w:eastAsia="Arial" w:cs="Arial"/>
+                <w:b/>
+                <w:i w:val="0"/>
+                <w:sz w:val="24"/>
+                <w:u w:val="none"/>
+              </w:rPr>
+              <w:t xml:space="preserve">Topic: </w:t>
+            </w:r>
+            <w:r>
+              <w:rPr>
+                <w:rFonts w:ascii="Arial" w:hAnsi="Arial" w:eastAsia="Arial" w:cs="Arial"/>
+                <w:b w:val="0"/>
+                <w:i w:val="0"/>
+                <w:sz w:val="24"/>
+                <w:u w:val="none"/>
+              </w:rPr>
               <w:t>Campaign icon or logo draft</w:t>
-              <w:br/>
-              <w:br/>
-              <w:t>Pre-activities</w:t>
-              <w:br/>
+            </w:r>
+          </w:p>
+          <w:p>
+            <w:pPr>
+              <w:spacing w:line="360" w:lineRule="auto" w:before="0" w:after="0"/>
+            </w:pPr>
+            <w:r>
+              <w:rPr>
+                <w:rFonts w:ascii="Arial" w:hAnsi="Arial" w:eastAsia="Arial" w:cs="Arial"/>
+                <w:i w:val="0"/>
+                <w:sz w:val="24"/>
+                <w:u w:val="none"/>
+                <w:b/>
+              </w:rPr>
+              <w:t>Class Objective:</w:t>
+            </w:r>
+          </w:p>
+          <w:p>
+            <w:pPr>
+              <w:spacing w:line="360" w:lineRule="auto" w:before="0" w:after="0"/>
+            </w:pPr>
+            <w:r>
+              <w:rPr>
+                <w:rFonts w:ascii="Arial" w:hAnsi="Arial" w:eastAsia="Arial" w:cs="Arial"/>
+                <w:i w:val="0"/>
+                <w:sz w:val="24"/>
+                <w:u w:val="none"/>
+              </w:rPr>
+              <w:t>Create an original campaign icon or logo using required vector techniques and a clear message.</w:t>
+            </w:r>
+          </w:p>
+          <w:p>
+            <w:pPr>
+              <w:spacing w:line="360" w:lineRule="auto" w:before="0" w:after="0"/>
+            </w:pPr>
+            <w:r>
+              <w:rPr>
+                <w:rFonts w:ascii="Arial" w:hAnsi="Arial" w:eastAsia="Arial" w:cs="Arial"/>
+                <w:b/>
+                <w:i w:val="0"/>
+                <w:sz w:val="24"/>
+                <w:u w:val="none"/>
+              </w:rPr>
+              <w:t>Pre-activities:</w:t>
+            </w:r>
+          </w:p>
+          <w:p>
+            <w:pPr>
+              <w:spacing w:line="360" w:lineRule="auto" w:before="0" w:after="0"/>
+            </w:pPr>
+            <w:r>
+              <w:rPr>
+                <w:rFonts w:ascii="Arial" w:hAnsi="Arial" w:eastAsia="Arial" w:cs="Arial"/>
+                <w:b w:val="0"/>
+                <w:i w:val="0"/>
+                <w:sz w:val="24"/>
+                <w:u w:val="none"/>
+              </w:rPr>
               <w:t>Review Week 3 practice vocabulary (part 2).</w:t>
-              <w:br/>
+            </w:r>
+          </w:p>
+          <w:p>
+            <w:pPr>
+              <w:spacing w:line="360" w:lineRule="auto" w:before="0" w:after="0"/>
+            </w:pPr>
+            <w:r>
+              <w:rPr>
+                <w:rFonts w:ascii="Arial" w:hAnsi="Arial" w:eastAsia="Arial" w:cs="Arial"/>
+                <w:b w:val="0"/>
+                <w:i w:val="0"/>
+                <w:sz w:val="24"/>
+                <w:u w:val="none"/>
+              </w:rPr>
               <w:t>logo: A symbol or design that represents a group or idea</w:t>
-              <w:br/>
+            </w:r>
+          </w:p>
+          <w:p>
+            <w:pPr>
+              <w:spacing w:line="360" w:lineRule="auto" w:before="0" w:after="0"/>
+            </w:pPr>
+            <w:r>
+              <w:rPr>
+                <w:rFonts w:ascii="Arial" w:hAnsi="Arial" w:eastAsia="Arial" w:cs="Arial"/>
+                <w:b w:val="0"/>
+                <w:i w:val="0"/>
+                <w:sz w:val="24"/>
+                <w:u w:val="none"/>
+              </w:rPr>
               <w:t>originality: Making work that is your own idea</w:t>
-              <w:br/>
+            </w:r>
+          </w:p>
+          <w:p>
+            <w:pPr>
+              <w:spacing w:line="360" w:lineRule="auto" w:before="0" w:after="0"/>
+            </w:pPr>
+            <w:r>
+              <w:rPr>
+                <w:rFonts w:ascii="Arial" w:hAnsi="Arial" w:eastAsia="Arial" w:cs="Arial"/>
+                <w:b w:val="0"/>
+                <w:i w:val="0"/>
+                <w:sz w:val="24"/>
+                <w:u w:val="none"/>
+              </w:rPr>
               <w:t>sketch: A rough drawing or plan</w:t>
-              <w:br/>
+            </w:r>
+          </w:p>
+          <w:p>
+            <w:pPr>
+              <w:spacing w:line="360" w:lineRule="auto" w:before="0" w:after="0"/>
+            </w:pPr>
+            <w:r>
+              <w:rPr>
+                <w:rFonts w:ascii="Arial" w:hAnsi="Arial" w:eastAsia="Arial" w:cs="Arial"/>
+                <w:b w:val="0"/>
+                <w:i w:val="0"/>
+                <w:sz w:val="24"/>
+                <w:u w:val="none"/>
+              </w:rPr>
               <w:t>Review the rubric criteria for clarity, originality, vector technique, and campaign connection. Open your planning sketch.</w:t>
-              <w:br/>
-              <w:br/>
-              <w:t>While activities</w:t>
-              <w:br/>
+            </w:r>
+          </w:p>
+          <w:p>
+            <w:pPr>
+              <w:spacing w:line="360" w:lineRule="auto" w:before="0" w:after="0"/>
+            </w:pPr>
+            <w:r>
+              <w:rPr>
+                <w:rFonts w:ascii="Arial" w:hAnsi="Arial" w:eastAsia="Arial" w:cs="Arial"/>
+                <w:b/>
+                <w:i w:val="0"/>
+                <w:sz w:val="24"/>
+                <w:u w:val="none"/>
+              </w:rPr>
+              <w:t>While activities:</w:t>
+            </w:r>
+          </w:p>
+          <w:p>
+            <w:pPr>
+              <w:spacing w:line="360" w:lineRule="auto" w:before="0" w:after="0"/>
+            </w:pPr>
+            <w:r>
+              <w:rPr>
+                <w:rFonts w:ascii="Arial" w:hAnsi="Arial" w:eastAsia="Arial" w:cs="Arial"/>
+                <w:b w:val="0"/>
+                <w:i w:val="0"/>
+                <w:sz w:val="24"/>
+                <w:highlight w:val="yellow"/>
+                <w:u w:val="none"/>
+              </w:rPr>
               <w:t>Complete Daily Grade #2: Create one original campaign icon or logo in Inkscape with at least 8 objects, clear fill and stroke choices, at least 2 grouped parts, at least 1 edited path, and a one-sentence campaign message.</w:t>
-              <w:br/>
-              <w:br/>
-              <w:t>Post activities</w:t>
-              <w:br/>
-              <w:t>Save your design and upload the required file or screenshot. Write one improvement goal for next class.</w:t>
+            </w:r>
+          </w:p>
+          <w:p>
+            <w:pPr>
+              <w:spacing w:line="360" w:lineRule="auto" w:before="0" w:after="0"/>
+            </w:pPr>
+            <w:r>
+              <w:rPr>
+                <w:rFonts w:ascii="Arial" w:hAnsi="Arial" w:eastAsia="Arial" w:cs="Arial"/>
+                <w:b/>
+                <w:i w:val="0"/>
+                <w:sz w:val="24"/>
+                <w:u w:val="none"/>
+              </w:rPr>
+              <w:t>Post activities:</w:t>
+            </w:r>
+          </w:p>
+          <w:p>
+            <w:pPr>
+              <w:spacing w:line="360" w:lineRule="auto" w:before="0" w:after="0"/>
+            </w:pPr>
+            <w:r>
+              <w:rPr>
+                <w:rFonts w:ascii="Arial" w:hAnsi="Arial" w:eastAsia="Arial" w:cs="Arial"/>
+                <w:b w:val="0"/>
+                <w:i w:val="0"/>
+                <w:sz w:val="24"/>
+                <w:u w:val="none"/>
+              </w:rPr>
+              <w:t>Save your design and upload the required file or screenshot.</w:t>
+            </w:r>
+          </w:p>
+          <w:p>
+            <w:pPr>
+              <w:spacing w:line="360" w:lineRule="auto" w:before="0" w:after="0"/>
+            </w:pPr>
+            <w:r>
+              <w:rPr>
+                <w:rFonts w:ascii="Arial" w:hAnsi="Arial" w:eastAsia="Arial" w:cs="Arial"/>
+                <w:b w:val="0"/>
+                <w:i w:val="0"/>
+                <w:sz w:val="24"/>
+                <w:u w:val="none"/>
+              </w:rPr>
+              <w:t>Write one improvement goal for next class.</w:t>
             </w:r>
           </w:p>
         </w:tc>
@@ -706,10 +2280,31 @@
               <w:bottom w:val="single" w:sz="4" w:space="0" w:color="auto"/>
               <w:right w:val="single" w:sz="4" w:space="0" w:color="auto"/>
             </w:tcBorders>
+            <w:vAlign w:val="top"/>
           </w:tcPr>
           <w:p>
-            <w:r>
-              <w:t>Resources: Pen, pencil, technology notebook, student's email and password, Inkscape, vector graphics files, Google Sites access, Google Classroom, project rubric, checklist or worksheet, projector.</w:t>
+            <w:pPr>
+              <w:spacing w:line="360" w:lineRule="auto" w:before="0" w:after="0"/>
+            </w:pPr>
+            <w:r>
+              <w:rPr>
+                <w:rFonts w:ascii="Arial" w:hAnsi="Arial" w:eastAsia="Arial" w:cs="Arial"/>
+                <w:b/>
+                <w:i w:val="0"/>
+                <w:sz w:val="24"/>
+                <w:u w:val="none"/>
+              </w:rPr>
+              <w:t xml:space="preserve">Resources: </w:t>
+            </w:r>
+            <w:r>
+              <w:rPr>
+                <w:rFonts w:ascii="Arial" w:hAnsi="Arial" w:eastAsia="Arial" w:cs="Arial"/>
+                <w:b w:val="0"/>
+                <w:i w:val="0"/>
+                <w:sz w:val="24"/>
+                <w:u w:val="none"/>
+              </w:rPr>
+              <w:t>Pen, pencil, technology notebook, student's computer, email and password</w:t>
             </w:r>
           </w:p>
         </w:tc>
@@ -722,10 +2317,31 @@
               <w:bottom w:val="single" w:sz="4" w:space="0" w:color="auto"/>
               <w:right w:val="single" w:sz="4" w:space="0" w:color="auto"/>
             </w:tcBorders>
+            <w:vAlign w:val="top"/>
           </w:tcPr>
           <w:p>
-            <w:r>
-              <w:t>Resources: Pen, pencil, technology notebook, student's email and password, Inkscape, vector graphics files, Google Sites access, Google Classroom, project rubric, checklist or worksheet, projector.</w:t>
+            <w:pPr>
+              <w:spacing w:line="360" w:lineRule="auto" w:before="0" w:after="0"/>
+            </w:pPr>
+            <w:r>
+              <w:rPr>
+                <w:rFonts w:ascii="Arial" w:hAnsi="Arial" w:eastAsia="Arial" w:cs="Arial"/>
+                <w:b/>
+                <w:i w:val="0"/>
+                <w:sz w:val="24"/>
+                <w:u w:val="none"/>
+              </w:rPr>
+              <w:t xml:space="preserve">Resources: </w:t>
+            </w:r>
+            <w:r>
+              <w:rPr>
+                <w:rFonts w:ascii="Arial" w:hAnsi="Arial" w:eastAsia="Arial" w:cs="Arial"/>
+                <w:b w:val="0"/>
+                <w:i w:val="0"/>
+                <w:sz w:val="24"/>
+                <w:u w:val="none"/>
+              </w:rPr>
+              <w:t>Pen, pencil, technology notebook, student's computer, email and password</w:t>
             </w:r>
           </w:p>
         </w:tc>
@@ -741,9 +2357,21 @@
               <w:right w:val="single" w:sz="4" w:space="0" w:color="auto"/>
             </w:tcBorders>
             <w:shd w:val="clear" w:color="auto" w:fill="A8D08D"/>
+            <w:vAlign w:val="center"/>
           </w:tcPr>
           <w:p>
-            <w:r>
+            <w:pPr>
+              <w:jc w:val="center"/>
+              <w:spacing w:line="360" w:lineRule="auto" w:before="0" w:after="0"/>
+            </w:pPr>
+            <w:r>
+              <w:rPr>
+                <w:rFonts w:ascii="Arial" w:hAnsi="Arial" w:eastAsia="Arial" w:cs="Arial"/>
+                <w:b/>
+                <w:i w:val="0"/>
+                <w:sz w:val="24"/>
+                <w:u w:val="none"/>
+              </w:rPr>
               <w:t>8A, 8B day – 45min – March - Week 4</w:t>
             </w:r>
           </w:p>
@@ -758,9 +2386,21 @@
               <w:right w:val="single" w:sz="4" w:space="0" w:color="auto"/>
             </w:tcBorders>
             <w:shd w:val="clear" w:color="auto" w:fill="A8D08D"/>
+            <w:vAlign w:val="center"/>
           </w:tcPr>
           <w:p>
-            <w:r>
+            <w:pPr>
+              <w:jc w:val="center"/>
+              <w:spacing w:line="360" w:lineRule="auto" w:before="0" w:after="0"/>
+            </w:pPr>
+            <w:r>
+              <w:rPr>
+                <w:rFonts w:ascii="Arial" w:hAnsi="Arial" w:eastAsia="Arial" w:cs="Arial"/>
+                <w:b/>
+                <w:i w:val="0"/>
+                <w:sz w:val="24"/>
+                <w:u w:val="none"/>
+              </w:rPr>
               <w:t>8A, 8B day – 90 min – March - Week 4</w:t>
             </w:r>
           </w:p>
@@ -776,34 +2416,224 @@
               <w:bottom w:val="single" w:sz="4" w:space="0" w:color="auto"/>
               <w:right w:val="single" w:sz="4" w:space="0" w:color="auto"/>
             </w:tcBorders>
+            <w:vAlign w:val="top"/>
           </w:tcPr>
           <w:p>
-            <w:r>
-              <w:t>Topic:</w:t>
-              <w:br/>
+            <w:pPr>
+              <w:spacing w:line="360" w:lineRule="auto" w:before="0" w:after="0"/>
+            </w:pPr>
+            <w:r>
+              <w:rPr>
+                <w:rFonts w:ascii="Arial" w:hAnsi="Arial" w:eastAsia="Arial" w:cs="Arial"/>
+                <w:b/>
+                <w:i w:val="0"/>
+                <w:sz w:val="24"/>
+                <w:u w:val="none"/>
+              </w:rPr>
+              <w:t xml:space="preserve">Topic: </w:t>
+            </w:r>
+            <w:r>
+              <w:rPr>
+                <w:rFonts w:ascii="Arial" w:hAnsi="Arial" w:eastAsia="Arial" w:cs="Arial"/>
+                <w:b w:val="0"/>
+                <w:i w:val="0"/>
+                <w:sz w:val="24"/>
+                <w:u w:val="none"/>
+              </w:rPr>
               <w:t>SVG and markup basics</w:t>
-              <w:br/>
-              <w:br/>
-              <w:t>Pre-activities</w:t>
-              <w:br/>
+            </w:r>
+          </w:p>
+          <w:p>
+            <w:pPr>
+              <w:spacing w:line="360" w:lineRule="auto" w:before="0" w:after="0"/>
+            </w:pPr>
+            <w:r>
+              <w:rPr>
+                <w:rFonts w:ascii="Arial" w:hAnsi="Arial" w:eastAsia="Arial" w:cs="Arial"/>
+                <w:i w:val="0"/>
+                <w:sz w:val="24"/>
+                <w:u w:val="none"/>
+                <w:b/>
+              </w:rPr>
+              <w:t>Class Objective:</w:t>
+            </w:r>
+          </w:p>
+          <w:p>
+            <w:pPr>
+              <w:spacing w:line="360" w:lineRule="auto" w:before="0" w:after="0"/>
+            </w:pPr>
+            <w:r>
+              <w:rPr>
+                <w:rFonts w:ascii="Arial" w:hAnsi="Arial" w:eastAsia="Arial" w:cs="Arial"/>
+                <w:i w:val="0"/>
+                <w:sz w:val="24"/>
+                <w:u w:val="none"/>
+              </w:rPr>
+              <w:t>Edit a simple SVG property and explain how markup can describe an image.</w:t>
+            </w:r>
+          </w:p>
+          <w:p>
+            <w:pPr>
+              <w:spacing w:line="360" w:lineRule="auto" w:before="0" w:after="0"/>
+            </w:pPr>
+            <w:r>
+              <w:rPr>
+                <w:rFonts w:ascii="Arial" w:hAnsi="Arial" w:eastAsia="Arial" w:cs="Arial"/>
+                <w:b/>
+                <w:i w:val="0"/>
+                <w:sz w:val="24"/>
+                <w:u w:val="none"/>
+              </w:rPr>
+              <w:t>Pre-activities:</w:t>
+            </w:r>
+          </w:p>
+          <w:p>
+            <w:pPr>
+              <w:spacing w:line="360" w:lineRule="auto" w:before="0" w:after="0"/>
+            </w:pPr>
+            <w:r>
+              <w:rPr>
+                <w:rFonts w:ascii="Arial" w:hAnsi="Arial" w:eastAsia="Arial" w:cs="Arial"/>
+                <w:b w:val="0"/>
+                <w:i w:val="0"/>
+                <w:sz w:val="24"/>
+                <w:u w:val="none"/>
+              </w:rPr>
               <w:t>Review Week 4 practice vocabulary (part 1).</w:t>
-              <w:br/>
+            </w:r>
+          </w:p>
+          <w:p>
+            <w:pPr>
+              <w:spacing w:line="360" w:lineRule="auto" w:before="0" w:after="0"/>
+            </w:pPr>
+            <w:r>
+              <w:rPr>
+                <w:rFonts w:ascii="Arial" w:hAnsi="Arial" w:eastAsia="Arial" w:cs="Arial"/>
+                <w:b w:val="0"/>
+                <w:i w:val="0"/>
+                <w:sz w:val="24"/>
+                <w:u w:val="none"/>
+              </w:rPr>
               <w:t>SVG: A file format for vector graphics</w:t>
-              <w:br/>
+            </w:r>
+          </w:p>
+          <w:p>
+            <w:pPr>
+              <w:spacing w:line="360" w:lineRule="auto" w:before="0" w:after="0"/>
+            </w:pPr>
+            <w:r>
+              <w:rPr>
+                <w:rFonts w:ascii="Arial" w:hAnsi="Arial" w:eastAsia="Arial" w:cs="Arial"/>
+                <w:b w:val="0"/>
+                <w:i w:val="0"/>
+                <w:sz w:val="24"/>
+                <w:u w:val="none"/>
+              </w:rPr>
               <w:t>markup: Text that describes structure or design</w:t>
-              <w:br/>
+            </w:r>
+          </w:p>
+          <w:p>
+            <w:pPr>
+              <w:spacing w:line="360" w:lineRule="auto" w:before="0" w:after="0"/>
+            </w:pPr>
+            <w:r>
+              <w:rPr>
+                <w:rFonts w:ascii="Arial" w:hAnsi="Arial" w:eastAsia="Arial" w:cs="Arial"/>
+                <w:b w:val="0"/>
+                <w:i w:val="0"/>
+                <w:sz w:val="24"/>
+                <w:u w:val="none"/>
+              </w:rPr>
               <w:t>tag: A markup label inside angle brackets</w:t>
-              <w:br/>
+            </w:r>
+          </w:p>
+          <w:p>
+            <w:pPr>
+              <w:spacing w:line="360" w:lineRule="auto" w:before="0" w:after="0"/>
+            </w:pPr>
+            <w:r>
+              <w:rPr>
+                <w:rFonts w:ascii="Arial" w:hAnsi="Arial" w:eastAsia="Arial" w:cs="Arial"/>
+                <w:b w:val="0"/>
+                <w:i w:val="0"/>
+                <w:sz w:val="24"/>
+                <w:u w:val="none"/>
+              </w:rPr>
               <w:t>Complete a short vocabulary check for SVG, markup, tag, attribute, and scalable. View a simple SVG code sample and circle repeated words or numbers.</w:t>
-              <w:br/>
-              <w:br/>
-              <w:t>While activities</w:t>
-              <w:br/>
-              <w:t>Edit one simple SVG property such as color, size, or position in a guided example. Compare the visual result before and after the change.</w:t>
-              <w:br/>
-              <w:br/>
-              <w:t>Post activities</w:t>
-              <w:br/>
+            </w:r>
+          </w:p>
+          <w:p>
+            <w:pPr>
+              <w:spacing w:line="360" w:lineRule="auto" w:before="0" w:after="0"/>
+            </w:pPr>
+            <w:r>
+              <w:rPr>
+                <w:rFonts w:ascii="Arial" w:hAnsi="Arial" w:eastAsia="Arial" w:cs="Arial"/>
+                <w:b/>
+                <w:i w:val="0"/>
+                <w:sz w:val="24"/>
+                <w:u w:val="none"/>
+              </w:rPr>
+              <w:t>While activities:</w:t>
+            </w:r>
+          </w:p>
+          <w:p>
+            <w:pPr>
+              <w:spacing w:line="360" w:lineRule="auto" w:before="0" w:after="0"/>
+            </w:pPr>
+            <w:r>
+              <w:rPr>
+                <w:rFonts w:ascii="Arial" w:hAnsi="Arial" w:eastAsia="Arial" w:cs="Arial"/>
+                <w:b w:val="0"/>
+                <w:i w:val="0"/>
+                <w:sz w:val="24"/>
+                <w:u w:val="none"/>
+              </w:rPr>
+              <w:t>Edit one simple SVG property such as color, size, or position in a guided example.</w:t>
+            </w:r>
+          </w:p>
+          <w:p>
+            <w:pPr>
+              <w:spacing w:line="360" w:lineRule="auto" w:before="0" w:after="0"/>
+            </w:pPr>
+            <w:r>
+              <w:rPr>
+                <w:rFonts w:ascii="Arial" w:hAnsi="Arial" w:eastAsia="Arial" w:cs="Arial"/>
+                <w:b w:val="0"/>
+                <w:i w:val="0"/>
+                <w:sz w:val="24"/>
+                <w:u w:val="none"/>
+              </w:rPr>
+              <w:t>Compare the visual result before and after the change.</w:t>
+            </w:r>
+          </w:p>
+          <w:p>
+            <w:pPr>
+              <w:spacing w:line="360" w:lineRule="auto" w:before="0" w:after="0"/>
+            </w:pPr>
+            <w:r>
+              <w:rPr>
+                <w:rFonts w:ascii="Arial" w:hAnsi="Arial" w:eastAsia="Arial" w:cs="Arial"/>
+                <w:b/>
+                <w:i w:val="0"/>
+                <w:sz w:val="24"/>
+                <w:u w:val="none"/>
+              </w:rPr>
+              <w:t>Post activities:</w:t>
+            </w:r>
+          </w:p>
+          <w:p>
+            <w:pPr>
+              <w:spacing w:line="360" w:lineRule="auto" w:before="0" w:after="0"/>
+            </w:pPr>
+            <w:r>
+              <w:rPr>
+                <w:rFonts w:ascii="Arial" w:hAnsi="Arial" w:eastAsia="Arial" w:cs="Arial"/>
+                <w:b w:val="0"/>
+                <w:i w:val="0"/>
+                <w:sz w:val="24"/>
+                <w:u w:val="none"/>
+              </w:rPr>
               <w:t>Write one sentence explaining how markup can describe an image.</w:t>
             </w:r>
           </w:p>
@@ -817,35 +2647,241 @@
               <w:bottom w:val="single" w:sz="4" w:space="0" w:color="auto"/>
               <w:right w:val="single" w:sz="4" w:space="0" w:color="auto"/>
             </w:tcBorders>
+            <w:vAlign w:val="top"/>
           </w:tcPr>
           <w:p>
-            <w:r>
-              <w:t>Topic:</w:t>
-              <w:br/>
+            <w:pPr>
+              <w:spacing w:line="360" w:lineRule="auto" w:before="0" w:after="0"/>
+            </w:pPr>
+            <w:r>
+              <w:rPr>
+                <w:rFonts w:ascii="Arial" w:hAnsi="Arial" w:eastAsia="Arial" w:cs="Arial"/>
+                <w:b/>
+                <w:i w:val="0"/>
+                <w:sz w:val="24"/>
+                <w:u w:val="none"/>
+              </w:rPr>
+              <w:t xml:space="preserve">Topic: </w:t>
+            </w:r>
+            <w:r>
+              <w:rPr>
+                <w:rFonts w:ascii="Arial" w:hAnsi="Arial" w:eastAsia="Arial" w:cs="Arial"/>
+                <w:b w:val="0"/>
+                <w:i w:val="0"/>
+                <w:sz w:val="24"/>
+                <w:u w:val="none"/>
+              </w:rPr>
               <w:t>Design review and improvement</w:t>
-              <w:br/>
-              <w:br/>
-              <w:t>Pre-activities</w:t>
-              <w:br/>
+            </w:r>
+          </w:p>
+          <w:p>
+            <w:pPr>
+              <w:spacing w:line="360" w:lineRule="auto" w:before="0" w:after="0"/>
+            </w:pPr>
+            <w:r>
+              <w:rPr>
+                <w:rFonts w:ascii="Arial" w:hAnsi="Arial" w:eastAsia="Arial" w:cs="Arial"/>
+                <w:i w:val="0"/>
+                <w:sz w:val="24"/>
+                <w:u w:val="none"/>
+                <w:b/>
+              </w:rPr>
+              <w:t>Class Objective:</w:t>
+            </w:r>
+          </w:p>
+          <w:p>
+            <w:pPr>
+              <w:spacing w:line="360" w:lineRule="auto" w:before="0" w:after="0"/>
+            </w:pPr>
+            <w:r>
+              <w:rPr>
+                <w:rFonts w:ascii="Arial" w:hAnsi="Arial" w:eastAsia="Arial" w:cs="Arial"/>
+                <w:i w:val="0"/>
+                <w:sz w:val="24"/>
+                <w:u w:val="none"/>
+              </w:rPr>
+              <w:t>Improve a campaign graphic using peer or self-review notes and submit before and after evidence.</w:t>
+            </w:r>
+          </w:p>
+          <w:p>
+            <w:pPr>
+              <w:spacing w:line="360" w:lineRule="auto" w:before="0" w:after="0"/>
+            </w:pPr>
+            <w:r>
+              <w:rPr>
+                <w:rFonts w:ascii="Arial" w:hAnsi="Arial" w:eastAsia="Arial" w:cs="Arial"/>
+                <w:b/>
+                <w:i w:val="0"/>
+                <w:sz w:val="24"/>
+                <w:u w:val="none"/>
+              </w:rPr>
+              <w:t>Pre-activities:</w:t>
+            </w:r>
+          </w:p>
+          <w:p>
+            <w:pPr>
+              <w:spacing w:line="360" w:lineRule="auto" w:before="0" w:after="0"/>
+            </w:pPr>
+            <w:r>
+              <w:rPr>
+                <w:rFonts w:ascii="Arial" w:hAnsi="Arial" w:eastAsia="Arial" w:cs="Arial"/>
+                <w:b w:val="0"/>
+                <w:i w:val="0"/>
+                <w:sz w:val="24"/>
+                <w:u w:val="none"/>
+              </w:rPr>
               <w:t>Review Week 4 practice vocabulary (part 2).</w:t>
-              <w:br/>
+            </w:r>
+          </w:p>
+          <w:p>
+            <w:pPr>
+              <w:spacing w:line="360" w:lineRule="auto" w:before="0" w:after="0"/>
+            </w:pPr>
+            <w:r>
+              <w:rPr>
+                <w:rFonts w:ascii="Arial" w:hAnsi="Arial" w:eastAsia="Arial" w:cs="Arial"/>
+                <w:b w:val="0"/>
+                <w:i w:val="0"/>
+                <w:sz w:val="24"/>
+                <w:u w:val="none"/>
+              </w:rPr>
               <w:t>attribute: Extra information inside a tag</w:t>
-              <w:br/>
+            </w:r>
+          </w:p>
+          <w:p>
+            <w:pPr>
+              <w:spacing w:line="360" w:lineRule="auto" w:before="0" w:after="0"/>
+            </w:pPr>
+            <w:r>
+              <w:rPr>
+                <w:rFonts w:ascii="Arial" w:hAnsi="Arial" w:eastAsia="Arial" w:cs="Arial"/>
+                <w:b w:val="0"/>
+                <w:i w:val="0"/>
+                <w:sz w:val="24"/>
+                <w:u w:val="none"/>
+              </w:rPr>
               <w:t>scalable: Able to change size without losing quality</w:t>
-              <w:br/>
+            </w:r>
+          </w:p>
+          <w:p>
+            <w:pPr>
+              <w:spacing w:line="360" w:lineRule="auto" w:before="0" w:after="0"/>
+            </w:pPr>
+            <w:r>
+              <w:rPr>
+                <w:rFonts w:ascii="Arial" w:hAnsi="Arial" w:eastAsia="Arial" w:cs="Arial"/>
+                <w:b w:val="0"/>
+                <w:i w:val="0"/>
+                <w:sz w:val="24"/>
+                <w:u w:val="none"/>
+              </w:rPr>
               <w:t>property: A style or setting that can be changed</w:t>
-              <w:br/>
+            </w:r>
+          </w:p>
+          <w:p>
+            <w:pPr>
+              <w:spacing w:line="360" w:lineRule="auto" w:before="0" w:after="0"/>
+            </w:pPr>
+            <w:r>
+              <w:rPr>
+                <w:rFonts w:ascii="Arial" w:hAnsi="Arial" w:eastAsia="Arial" w:cs="Arial"/>
+                <w:b w:val="0"/>
+                <w:i w:val="0"/>
+                <w:sz w:val="24"/>
+                <w:u w:val="none"/>
+              </w:rPr>
               <w:t>Open your campaign icon/logo and read your previous improvement goal. Review 3 examples of helpful feedback sentence starters.</w:t>
-              <w:br/>
-              <w:br/>
-              <w:t>While activities</w:t>
-              <w:br/>
-              <w:t>Complete Appreciation Grade #1: Complete a collaboration checklist about responsibility, communication, respect, organization, and use of class time during peer review. Improve your campaign graphic using at least 2 peer or self-review notes.</w:t>
-              <w:br/>
-              <w:br/>
-              <w:t>Post activities</w:t>
-              <w:br/>
-              <w:t>Export your improved graphic. Submit the before/after screenshots and one sentence explaining the strongest improvement.</w:t>
+            </w:r>
+          </w:p>
+          <w:p>
+            <w:pPr>
+              <w:spacing w:line="360" w:lineRule="auto" w:before="0" w:after="0"/>
+            </w:pPr>
+            <w:r>
+              <w:rPr>
+                <w:rFonts w:ascii="Arial" w:hAnsi="Arial" w:eastAsia="Arial" w:cs="Arial"/>
+                <w:b/>
+                <w:i w:val="0"/>
+                <w:sz w:val="24"/>
+                <w:u w:val="none"/>
+              </w:rPr>
+              <w:t>While activities:</w:t>
+            </w:r>
+          </w:p>
+          <w:p>
+            <w:pPr>
+              <w:spacing w:line="360" w:lineRule="auto" w:before="0" w:after="0"/>
+            </w:pPr>
+            <w:r>
+              <w:rPr>
+                <w:rFonts w:ascii="Arial" w:hAnsi="Arial" w:eastAsia="Arial" w:cs="Arial"/>
+                <w:b w:val="0"/>
+                <w:i w:val="0"/>
+                <w:sz w:val="24"/>
+                <w:highlight w:val="yellow"/>
+                <w:u w:val="none"/>
+              </w:rPr>
+              <w:t>Complete Appreciation Grade #1: Complete a collaboration checklist about responsibility, communication, respect, organization, and use of class time during peer review.</w:t>
+            </w:r>
+          </w:p>
+          <w:p>
+            <w:pPr>
+              <w:spacing w:line="360" w:lineRule="auto" w:before="0" w:after="0"/>
+            </w:pPr>
+            <w:r>
+              <w:rPr>
+                <w:rFonts w:ascii="Arial" w:hAnsi="Arial" w:eastAsia="Arial" w:cs="Arial"/>
+                <w:b w:val="0"/>
+                <w:i w:val="0"/>
+                <w:sz w:val="24"/>
+                <w:u w:val="none"/>
+              </w:rPr>
+              <w:t>Improve your campaign graphic using at least 2 peer or self-review notes.</w:t>
+            </w:r>
+          </w:p>
+          <w:p>
+            <w:pPr>
+              <w:spacing w:line="360" w:lineRule="auto" w:before="0" w:after="0"/>
+            </w:pPr>
+            <w:r>
+              <w:rPr>
+                <w:rFonts w:ascii="Arial" w:hAnsi="Arial" w:eastAsia="Arial" w:cs="Arial"/>
+                <w:b/>
+                <w:i w:val="0"/>
+                <w:sz w:val="24"/>
+                <w:u w:val="none"/>
+              </w:rPr>
+              <w:t>Post activities:</w:t>
+            </w:r>
+          </w:p>
+          <w:p>
+            <w:pPr>
+              <w:spacing w:line="360" w:lineRule="auto" w:before="0" w:after="0"/>
+            </w:pPr>
+            <w:r>
+              <w:rPr>
+                <w:rFonts w:ascii="Arial" w:hAnsi="Arial" w:eastAsia="Arial" w:cs="Arial"/>
+                <w:b w:val="0"/>
+                <w:i w:val="0"/>
+                <w:sz w:val="24"/>
+                <w:u w:val="none"/>
+              </w:rPr>
+              <w:t>Export your improved graphic.</w:t>
+            </w:r>
+          </w:p>
+          <w:p>
+            <w:pPr>
+              <w:spacing w:line="360" w:lineRule="auto" w:before="0" w:after="0"/>
+            </w:pPr>
+            <w:r>
+              <w:rPr>
+                <w:rFonts w:ascii="Arial" w:hAnsi="Arial" w:eastAsia="Arial" w:cs="Arial"/>
+                <w:b w:val="0"/>
+                <w:i w:val="0"/>
+                <w:sz w:val="24"/>
+                <w:u w:val="none"/>
+              </w:rPr>
+              <w:t>Submit the before/after screenshots and one sentence explaining the strongest improvement.</w:t>
             </w:r>
           </w:p>
         </w:tc>
@@ -860,10 +2896,31 @@
               <w:bottom w:val="single" w:sz="4" w:space="0" w:color="auto"/>
               <w:right w:val="single" w:sz="4" w:space="0" w:color="auto"/>
             </w:tcBorders>
+            <w:vAlign w:val="top"/>
           </w:tcPr>
           <w:p>
-            <w:r>
-              <w:t>Resources: Pen, pencil, technology notebook, student's email and password, Inkscape, vector graphics files, Google Sites access, Google Classroom, project rubric, checklist or worksheet, projector.</w:t>
+            <w:pPr>
+              <w:spacing w:line="360" w:lineRule="auto" w:before="0" w:after="0"/>
+            </w:pPr>
+            <w:r>
+              <w:rPr>
+                <w:rFonts w:ascii="Arial" w:hAnsi="Arial" w:eastAsia="Arial" w:cs="Arial"/>
+                <w:b/>
+                <w:i w:val="0"/>
+                <w:sz w:val="24"/>
+                <w:u w:val="none"/>
+              </w:rPr>
+              <w:t xml:space="preserve">Resources: </w:t>
+            </w:r>
+            <w:r>
+              <w:rPr>
+                <w:rFonts w:ascii="Arial" w:hAnsi="Arial" w:eastAsia="Arial" w:cs="Arial"/>
+                <w:b w:val="0"/>
+                <w:i w:val="0"/>
+                <w:sz w:val="24"/>
+                <w:u w:val="none"/>
+              </w:rPr>
+              <w:t>Pen, pencil, technology notebook, student's computer, email and password</w:t>
             </w:r>
           </w:p>
         </w:tc>
@@ -876,10 +2933,31 @@
               <w:bottom w:val="single" w:sz="4" w:space="0" w:color="auto"/>
               <w:right w:val="single" w:sz="4" w:space="0" w:color="auto"/>
             </w:tcBorders>
+            <w:vAlign w:val="top"/>
           </w:tcPr>
           <w:p>
-            <w:r>
-              <w:t>Resources: Pen, pencil, technology notebook, student's email and password, Inkscape, vector graphics files, Google Sites access, Google Classroom, project rubric, checklist or worksheet, projector.</w:t>
+            <w:pPr>
+              <w:spacing w:line="360" w:lineRule="auto" w:before="0" w:after="0"/>
+            </w:pPr>
+            <w:r>
+              <w:rPr>
+                <w:rFonts w:ascii="Arial" w:hAnsi="Arial" w:eastAsia="Arial" w:cs="Arial"/>
+                <w:b/>
+                <w:i w:val="0"/>
+                <w:sz w:val="24"/>
+                <w:u w:val="none"/>
+              </w:rPr>
+              <w:t xml:space="preserve">Resources: </w:t>
+            </w:r>
+            <w:r>
+              <w:rPr>
+                <w:rFonts w:ascii="Arial" w:hAnsi="Arial" w:eastAsia="Arial" w:cs="Arial"/>
+                <w:b w:val="0"/>
+                <w:i w:val="0"/>
+                <w:sz w:val="24"/>
+                <w:u w:val="none"/>
+              </w:rPr>
+              <w:t>Pen, pencil, technology notebook, student's computer, email and password</w:t>
             </w:r>
           </w:p>
         </w:tc>
@@ -895,9 +2973,21 @@
               <w:right w:val="single" w:sz="4" w:space="0" w:color="auto"/>
             </w:tcBorders>
             <w:shd w:val="clear" w:color="auto" w:fill="A8D08D"/>
+            <w:vAlign w:val="center"/>
           </w:tcPr>
           <w:p>
-            <w:r>
+            <w:pPr>
+              <w:jc w:val="center"/>
+              <w:spacing w:line="360" w:lineRule="auto" w:before="0" w:after="0"/>
+            </w:pPr>
+            <w:r>
+              <w:rPr>
+                <w:rFonts w:ascii="Arial" w:hAnsi="Arial" w:eastAsia="Arial" w:cs="Arial"/>
+                <w:b/>
+                <w:i w:val="0"/>
+                <w:sz w:val="24"/>
+                <w:u w:val="none"/>
+              </w:rPr>
               <w:t>8A, 8B day – 45min – March - No scheduled class</w:t>
             </w:r>
           </w:p>
@@ -912,9 +3002,21 @@
               <w:right w:val="single" w:sz="4" w:space="0" w:color="auto"/>
             </w:tcBorders>
             <w:shd w:val="clear" w:color="auto" w:fill="A8D08D"/>
+            <w:vAlign w:val="center"/>
           </w:tcPr>
           <w:p>
-            <w:r>
+            <w:pPr>
+              <w:jc w:val="center"/>
+              <w:spacing w:line="360" w:lineRule="auto" w:before="0" w:after="0"/>
+            </w:pPr>
+            <w:r>
+              <w:rPr>
+                <w:rFonts w:ascii="Arial" w:hAnsi="Arial" w:eastAsia="Arial" w:cs="Arial"/>
+                <w:b/>
+                <w:i w:val="0"/>
+                <w:sz w:val="24"/>
+                <w:u w:val="none"/>
+              </w:rPr>
               <w:t>8A, 8B day – 90 min – March - No scheduled class</w:t>
             </w:r>
           </w:p>
@@ -930,26 +3032,120 @@
               <w:bottom w:val="single" w:sz="4" w:space="0" w:color="auto"/>
               <w:right w:val="single" w:sz="4" w:space="0" w:color="auto"/>
             </w:tcBorders>
+            <w:vAlign w:val="top"/>
           </w:tcPr>
           <w:p>
-            <w:r>
-              <w:t>Topic:</w:t>
-              <w:br/>
+            <w:pPr>
+              <w:spacing w:line="360" w:lineRule="auto" w:before="0" w:after="0"/>
+            </w:pPr>
+            <w:r>
+              <w:rPr>
+                <w:rFonts w:ascii="Arial" w:hAnsi="Arial" w:eastAsia="Arial" w:cs="Arial"/>
+                <w:b/>
+                <w:i w:val="0"/>
+                <w:sz w:val="24"/>
+                <w:u w:val="none"/>
+              </w:rPr>
+              <w:t xml:space="preserve">Topic: </w:t>
+            </w:r>
+            <w:r>
+              <w:rPr>
+                <w:rFonts w:ascii="Arial" w:hAnsi="Arial" w:eastAsia="Arial" w:cs="Arial"/>
+                <w:b w:val="0"/>
+                <w:i w:val="0"/>
+                <w:sz w:val="24"/>
+                <w:u w:val="none"/>
+              </w:rPr>
               <w:t>No regular class scheduled in this monthly plan.</w:t>
-              <w:br/>
-              <w:br/>
-              <w:t>Pre-activities</w:t>
-              <w:br/>
+            </w:r>
+          </w:p>
+          <w:p>
+            <w:pPr>
+              <w:spacing w:line="360" w:lineRule="auto" w:before="0" w:after="0"/>
+            </w:pPr>
+            <w:r>
+              <w:rPr>
+                <w:rFonts w:ascii="Arial" w:hAnsi="Arial" w:eastAsia="Arial" w:cs="Arial"/>
+                <w:b/>
+                <w:i w:val="0"/>
+                <w:sz w:val="24"/>
+                <w:u w:val="none"/>
+              </w:rPr>
+              <w:t>Pre-activities:</w:t>
+            </w:r>
+          </w:p>
+          <w:p>
+            <w:pPr>
+              <w:spacing w:line="360" w:lineRule="auto" w:before="0" w:after="0"/>
+            </w:pPr>
+            <w:r>
+              <w:rPr>
+                <w:rFonts w:ascii="Arial" w:hAnsi="Arial" w:eastAsia="Arial" w:cs="Arial"/>
+                <w:b w:val="0"/>
+                <w:i w:val="0"/>
+                <w:sz w:val="24"/>
+                <w:u w:val="none"/>
+              </w:rPr>
               <w:t>No activity scheduled.</w:t>
-              <w:br/>
-              <w:br/>
-              <w:t>While activities</w:t>
-              <w:br/>
+            </w:r>
+          </w:p>
+          <w:p>
+            <w:pPr>
+              <w:spacing w:line="360" w:lineRule="auto" w:before="0" w:after="0"/>
+            </w:pPr>
+            <w:r>
+              <w:rPr>
+                <w:rFonts w:ascii="Arial" w:hAnsi="Arial" w:eastAsia="Arial" w:cs="Arial"/>
+                <w:b/>
+                <w:i w:val="0"/>
+                <w:sz w:val="24"/>
+                <w:u w:val="none"/>
+              </w:rPr>
+              <w:t>While activities:</w:t>
+            </w:r>
+          </w:p>
+          <w:p>
+            <w:pPr>
+              <w:spacing w:line="360" w:lineRule="auto" w:before="0" w:after="0"/>
+            </w:pPr>
+            <w:r>
+              <w:rPr>
+                <w:rFonts w:ascii="Arial" w:hAnsi="Arial" w:eastAsia="Arial" w:cs="Arial"/>
+                <w:b w:val="0"/>
+                <w:i w:val="0"/>
+                <w:sz w:val="24"/>
+                <w:u w:val="none"/>
+              </w:rPr>
               <w:t>No activity scheduled.</w:t>
-              <w:br/>
-              <w:br/>
-              <w:t>Post activities</w:t>
-              <w:br/>
+            </w:r>
+          </w:p>
+          <w:p>
+            <w:pPr>
+              <w:spacing w:line="360" w:lineRule="auto" w:before="0" w:after="0"/>
+            </w:pPr>
+            <w:r>
+              <w:rPr>
+                <w:rFonts w:ascii="Arial" w:hAnsi="Arial" w:eastAsia="Arial" w:cs="Arial"/>
+                <w:b/>
+                <w:i w:val="0"/>
+                <w:sz w:val="24"/>
+                <w:u w:val="none"/>
+              </w:rPr>
+              <w:t>Post activities:</w:t>
+            </w:r>
+          </w:p>
+          <w:p>
+            <w:pPr>
+              <w:spacing w:line="360" w:lineRule="auto" w:before="0" w:after="0"/>
+            </w:pPr>
+            <w:r>
+              <w:rPr>
+                <w:rFonts w:ascii="Arial" w:hAnsi="Arial" w:eastAsia="Arial" w:cs="Arial"/>
+                <w:b w:val="0"/>
+                <w:i w:val="0"/>
+                <w:sz w:val="24"/>
+                <w:u w:val="none"/>
+              </w:rPr>
               <w:t>No activity scheduled.</w:t>
             </w:r>
           </w:p>
@@ -963,26 +3159,120 @@
               <w:bottom w:val="single" w:sz="4" w:space="0" w:color="auto"/>
               <w:right w:val="single" w:sz="4" w:space="0" w:color="auto"/>
             </w:tcBorders>
+            <w:vAlign w:val="top"/>
           </w:tcPr>
           <w:p>
-            <w:r>
-              <w:t>Topic:</w:t>
-              <w:br/>
+            <w:pPr>
+              <w:spacing w:line="360" w:lineRule="auto" w:before="0" w:after="0"/>
+            </w:pPr>
+            <w:r>
+              <w:rPr>
+                <w:rFonts w:ascii="Arial" w:hAnsi="Arial" w:eastAsia="Arial" w:cs="Arial"/>
+                <w:b/>
+                <w:i w:val="0"/>
+                <w:sz w:val="24"/>
+                <w:u w:val="none"/>
+              </w:rPr>
+              <w:t xml:space="preserve">Topic: </w:t>
+            </w:r>
+            <w:r>
+              <w:rPr>
+                <w:rFonts w:ascii="Arial" w:hAnsi="Arial" w:eastAsia="Arial" w:cs="Arial"/>
+                <w:b w:val="0"/>
+                <w:i w:val="0"/>
+                <w:sz w:val="24"/>
+                <w:u w:val="none"/>
+              </w:rPr>
               <w:t>No regular class scheduled in this monthly plan.</w:t>
-              <w:br/>
-              <w:br/>
-              <w:t>Pre-activities</w:t>
-              <w:br/>
+            </w:r>
+          </w:p>
+          <w:p>
+            <w:pPr>
+              <w:spacing w:line="360" w:lineRule="auto" w:before="0" w:after="0"/>
+            </w:pPr>
+            <w:r>
+              <w:rPr>
+                <w:rFonts w:ascii="Arial" w:hAnsi="Arial" w:eastAsia="Arial" w:cs="Arial"/>
+                <w:b/>
+                <w:i w:val="0"/>
+                <w:sz w:val="24"/>
+                <w:u w:val="none"/>
+              </w:rPr>
+              <w:t>Pre-activities:</w:t>
+            </w:r>
+          </w:p>
+          <w:p>
+            <w:pPr>
+              <w:spacing w:line="360" w:lineRule="auto" w:before="0" w:after="0"/>
+            </w:pPr>
+            <w:r>
+              <w:rPr>
+                <w:rFonts w:ascii="Arial" w:hAnsi="Arial" w:eastAsia="Arial" w:cs="Arial"/>
+                <w:b w:val="0"/>
+                <w:i w:val="0"/>
+                <w:sz w:val="24"/>
+                <w:u w:val="none"/>
+              </w:rPr>
               <w:t>No activity scheduled.</w:t>
-              <w:br/>
-              <w:br/>
-              <w:t>While activities</w:t>
-              <w:br/>
+            </w:r>
+          </w:p>
+          <w:p>
+            <w:pPr>
+              <w:spacing w:line="360" w:lineRule="auto" w:before="0" w:after="0"/>
+            </w:pPr>
+            <w:r>
+              <w:rPr>
+                <w:rFonts w:ascii="Arial" w:hAnsi="Arial" w:eastAsia="Arial" w:cs="Arial"/>
+                <w:b/>
+                <w:i w:val="0"/>
+                <w:sz w:val="24"/>
+                <w:u w:val="none"/>
+              </w:rPr>
+              <w:t>While activities:</w:t>
+            </w:r>
+          </w:p>
+          <w:p>
+            <w:pPr>
+              <w:spacing w:line="360" w:lineRule="auto" w:before="0" w:after="0"/>
+            </w:pPr>
+            <w:r>
+              <w:rPr>
+                <w:rFonts w:ascii="Arial" w:hAnsi="Arial" w:eastAsia="Arial" w:cs="Arial"/>
+                <w:b w:val="0"/>
+                <w:i w:val="0"/>
+                <w:sz w:val="24"/>
+                <w:u w:val="none"/>
+              </w:rPr>
               <w:t>No activity scheduled.</w:t>
-              <w:br/>
-              <w:br/>
-              <w:t>Post activities</w:t>
-              <w:br/>
+            </w:r>
+          </w:p>
+          <w:p>
+            <w:pPr>
+              <w:spacing w:line="360" w:lineRule="auto" w:before="0" w:after="0"/>
+            </w:pPr>
+            <w:r>
+              <w:rPr>
+                <w:rFonts w:ascii="Arial" w:hAnsi="Arial" w:eastAsia="Arial" w:cs="Arial"/>
+                <w:b/>
+                <w:i w:val="0"/>
+                <w:sz w:val="24"/>
+                <w:u w:val="none"/>
+              </w:rPr>
+              <w:t>Post activities:</w:t>
+            </w:r>
+          </w:p>
+          <w:p>
+            <w:pPr>
+              <w:spacing w:line="360" w:lineRule="auto" w:before="0" w:after="0"/>
+            </w:pPr>
+            <w:r>
+              <w:rPr>
+                <w:rFonts w:ascii="Arial" w:hAnsi="Arial" w:eastAsia="Arial" w:cs="Arial"/>
+                <w:b w:val="0"/>
+                <w:i w:val="0"/>
+                <w:sz w:val="24"/>
+                <w:u w:val="none"/>
+              </w:rPr>
               <w:t>No activity scheduled.</w:t>
             </w:r>
           </w:p>
@@ -998,10 +3288,31 @@
               <w:bottom w:val="single" w:sz="4" w:space="0" w:color="auto"/>
               <w:right w:val="single" w:sz="4" w:space="0" w:color="auto"/>
             </w:tcBorders>
+            <w:vAlign w:val="top"/>
           </w:tcPr>
           <w:p>
-            <w:r>
-              <w:t>Resources: No regular class scheduled.</w:t>
+            <w:pPr>
+              <w:spacing w:line="360" w:lineRule="auto" w:before="0" w:after="0"/>
+            </w:pPr>
+            <w:r>
+              <w:rPr>
+                <w:rFonts w:ascii="Arial" w:hAnsi="Arial" w:eastAsia="Arial" w:cs="Arial"/>
+                <w:b/>
+                <w:i w:val="0"/>
+                <w:sz w:val="24"/>
+                <w:u w:val="none"/>
+              </w:rPr>
+              <w:t xml:space="preserve">Resources: </w:t>
+            </w:r>
+            <w:r>
+              <w:rPr>
+                <w:rFonts w:ascii="Arial" w:hAnsi="Arial" w:eastAsia="Arial" w:cs="Arial"/>
+                <w:b w:val="0"/>
+                <w:i w:val="0"/>
+                <w:sz w:val="24"/>
+                <w:u w:val="none"/>
+              </w:rPr>
+              <w:t>Pen, pencil, technology notebook, student's computer, email and password</w:t>
             </w:r>
           </w:p>
         </w:tc>
@@ -1014,10 +3325,31 @@
               <w:bottom w:val="single" w:sz="4" w:space="0" w:color="auto"/>
               <w:right w:val="single" w:sz="4" w:space="0" w:color="auto"/>
             </w:tcBorders>
+            <w:vAlign w:val="top"/>
           </w:tcPr>
           <w:p>
-            <w:r>
-              <w:t>Resources: No regular class scheduled.</w:t>
+            <w:pPr>
+              <w:spacing w:line="360" w:lineRule="auto" w:before="0" w:after="0"/>
+            </w:pPr>
+            <w:r>
+              <w:rPr>
+                <w:rFonts w:ascii="Arial" w:hAnsi="Arial" w:eastAsia="Arial" w:cs="Arial"/>
+                <w:b/>
+                <w:i w:val="0"/>
+                <w:sz w:val="24"/>
+                <w:u w:val="none"/>
+              </w:rPr>
+              <w:t xml:space="preserve">Resources: </w:t>
+            </w:r>
+            <w:r>
+              <w:rPr>
+                <w:rFonts w:ascii="Arial" w:hAnsi="Arial" w:eastAsia="Arial" w:cs="Arial"/>
+                <w:b w:val="0"/>
+                <w:i w:val="0"/>
+                <w:sz w:val="24"/>
+                <w:u w:val="none"/>
+              </w:rPr>
+              <w:t>Pen, pencil, technology notebook, student's computer, email and password</w:t>
             </w:r>
           </w:p>
         </w:tc>
@@ -8340,19 +10672,6 @@
       <w:szCs w:val="30"/>
     </w:rPr>
   </w:style>
-  <w:style w:type="table" w:customStyle="1" w:styleId="a">
-    <w:basedOn w:val="TableNormal4"/>
-    <w:tblPr>
-      <w:tblStyleRowBandSize w:val="1"/>
-      <w:tblStyleColBandSize w:val="1"/>
-      <w:tblCellMar>
-        <w:top w:w="100" w:type="dxa"/>
-        <w:left w:w="100" w:type="dxa"/>
-        <w:bottom w:w="100" w:type="dxa"/>
-        <w:right w:w="100" w:type="dxa"/>
-      </w:tblCellMar>
-    </w:tblPr>
-  </w:style>
   <w:style w:type="paragraph" w:styleId="ListParagraph">
     <w:name w:val="List Paragraph"/>
     <w:basedOn w:val="Normal"/>
@@ -8690,238 +11009,6 @@
       <w:szCs w:val="24"/>
     </w:rPr>
   </w:style>
-  <w:style w:type="table" w:customStyle="1" w:styleId="a0">
-    <w:basedOn w:val="TableNormal4"/>
-    <w:pPr>
-      <w:spacing w:line="240" w:lineRule="auto"/>
-    </w:pPr>
-    <w:tblPr>
-      <w:tblStyleRowBandSize w:val="1"/>
-      <w:tblStyleColBandSize w:val="1"/>
-      <w:tblCellMar>
-        <w:left w:w="108" w:type="dxa"/>
-        <w:right w:w="108" w:type="dxa"/>
-      </w:tblCellMar>
-    </w:tblPr>
-  </w:style>
-  <w:style w:type="table" w:customStyle="1" w:styleId="a1">
-    <w:basedOn w:val="TableNormal4"/>
-    <w:pPr>
-      <w:spacing w:line="240" w:lineRule="auto"/>
-    </w:pPr>
-    <w:tblPr>
-      <w:tblStyleRowBandSize w:val="1"/>
-      <w:tblStyleColBandSize w:val="1"/>
-      <w:tblCellMar>
-        <w:left w:w="108" w:type="dxa"/>
-        <w:right w:w="108" w:type="dxa"/>
-      </w:tblCellMar>
-    </w:tblPr>
-  </w:style>
-  <w:style w:type="table" w:customStyle="1" w:styleId="a2">
-    <w:basedOn w:val="TableNormal4"/>
-    <w:pPr>
-      <w:spacing w:line="240" w:lineRule="auto"/>
-    </w:pPr>
-    <w:tblPr>
-      <w:tblStyleRowBandSize w:val="1"/>
-      <w:tblStyleColBandSize w:val="1"/>
-      <w:tblCellMar>
-        <w:left w:w="108" w:type="dxa"/>
-        <w:right w:w="108" w:type="dxa"/>
-      </w:tblCellMar>
-    </w:tblPr>
-  </w:style>
-  <w:style w:type="table" w:customStyle="1" w:styleId="a3">
-    <w:basedOn w:val="TableNormal4"/>
-    <w:pPr>
-      <w:spacing w:line="240" w:lineRule="auto"/>
-    </w:pPr>
-    <w:tblPr>
-      <w:tblStyleRowBandSize w:val="1"/>
-      <w:tblStyleColBandSize w:val="1"/>
-      <w:tblCellMar>
-        <w:left w:w="108" w:type="dxa"/>
-        <w:right w:w="108" w:type="dxa"/>
-      </w:tblCellMar>
-    </w:tblPr>
-  </w:style>
-  <w:style w:type="table" w:customStyle="1" w:styleId="a4">
-    <w:basedOn w:val="TableNormal4"/>
-    <w:pPr>
-      <w:spacing w:line="240" w:lineRule="auto"/>
-    </w:pPr>
-    <w:tblPr>
-      <w:tblStyleRowBandSize w:val="1"/>
-      <w:tblStyleColBandSize w:val="1"/>
-      <w:tblCellMar>
-        <w:left w:w="108" w:type="dxa"/>
-        <w:right w:w="108" w:type="dxa"/>
-      </w:tblCellMar>
-    </w:tblPr>
-  </w:style>
-  <w:style w:type="table" w:customStyle="1" w:styleId="a5">
-    <w:basedOn w:val="TableNormal4"/>
-    <w:pPr>
-      <w:spacing w:line="240" w:lineRule="auto"/>
-    </w:pPr>
-    <w:tblPr>
-      <w:tblStyleRowBandSize w:val="1"/>
-      <w:tblStyleColBandSize w:val="1"/>
-      <w:tblCellMar>
-        <w:left w:w="108" w:type="dxa"/>
-        <w:right w:w="108" w:type="dxa"/>
-      </w:tblCellMar>
-    </w:tblPr>
-  </w:style>
-  <w:style w:type="table" w:customStyle="1" w:styleId="a6">
-    <w:basedOn w:val="TableNormal4"/>
-    <w:pPr>
-      <w:spacing w:line="240" w:lineRule="auto"/>
-    </w:pPr>
-    <w:tblPr>
-      <w:tblStyleRowBandSize w:val="1"/>
-      <w:tblStyleColBandSize w:val="1"/>
-      <w:tblCellMar>
-        <w:left w:w="108" w:type="dxa"/>
-        <w:right w:w="108" w:type="dxa"/>
-      </w:tblCellMar>
-    </w:tblPr>
-  </w:style>
-  <w:style w:type="table" w:customStyle="1" w:styleId="a7">
-    <w:basedOn w:val="TableNormal4"/>
-    <w:pPr>
-      <w:spacing w:line="240" w:lineRule="auto"/>
-    </w:pPr>
-    <w:tblPr>
-      <w:tblStyleRowBandSize w:val="1"/>
-      <w:tblStyleColBandSize w:val="1"/>
-      <w:tblCellMar>
-        <w:left w:w="108" w:type="dxa"/>
-        <w:right w:w="108" w:type="dxa"/>
-      </w:tblCellMar>
-    </w:tblPr>
-  </w:style>
-  <w:style w:type="table" w:customStyle="1" w:styleId="a8">
-    <w:basedOn w:val="TableNormal4"/>
-    <w:pPr>
-      <w:spacing w:line="240" w:lineRule="auto"/>
-    </w:pPr>
-    <w:tblPr>
-      <w:tblStyleRowBandSize w:val="1"/>
-      <w:tblStyleColBandSize w:val="1"/>
-      <w:tblCellMar>
-        <w:left w:w="108" w:type="dxa"/>
-        <w:right w:w="108" w:type="dxa"/>
-      </w:tblCellMar>
-    </w:tblPr>
-  </w:style>
-  <w:style w:type="table" w:customStyle="1" w:styleId="a9">
-    <w:basedOn w:val="TableNormal4"/>
-    <w:pPr>
-      <w:spacing w:line="240" w:lineRule="auto"/>
-    </w:pPr>
-    <w:tblPr>
-      <w:tblStyleRowBandSize w:val="1"/>
-      <w:tblStyleColBandSize w:val="1"/>
-      <w:tblCellMar>
-        <w:left w:w="108" w:type="dxa"/>
-        <w:right w:w="108" w:type="dxa"/>
-      </w:tblCellMar>
-    </w:tblPr>
-  </w:style>
-  <w:style w:type="table" w:customStyle="1" w:styleId="aa">
-    <w:basedOn w:val="TableNormal4"/>
-    <w:pPr>
-      <w:spacing w:line="240" w:lineRule="auto"/>
-    </w:pPr>
-    <w:tblPr>
-      <w:tblStyleRowBandSize w:val="1"/>
-      <w:tblStyleColBandSize w:val="1"/>
-      <w:tblCellMar>
-        <w:left w:w="108" w:type="dxa"/>
-        <w:right w:w="108" w:type="dxa"/>
-      </w:tblCellMar>
-    </w:tblPr>
-  </w:style>
-  <w:style w:type="table" w:customStyle="1" w:styleId="ab">
-    <w:basedOn w:val="TableNormal4"/>
-    <w:pPr>
-      <w:spacing w:line="240" w:lineRule="auto"/>
-    </w:pPr>
-    <w:tblPr>
-      <w:tblStyleRowBandSize w:val="1"/>
-      <w:tblStyleColBandSize w:val="1"/>
-      <w:tblCellMar>
-        <w:left w:w="108" w:type="dxa"/>
-        <w:right w:w="108" w:type="dxa"/>
-      </w:tblCellMar>
-    </w:tblPr>
-  </w:style>
-  <w:style w:type="table" w:customStyle="1" w:styleId="ac">
-    <w:basedOn w:val="TableNormal1"/>
-    <w:pPr>
-      <w:spacing w:line="240" w:lineRule="auto"/>
-    </w:pPr>
-    <w:tblPr>
-      <w:tblStyleRowBandSize w:val="1"/>
-      <w:tblStyleColBandSize w:val="1"/>
-      <w:tblCellMar>
-        <w:top w:w="100" w:type="dxa"/>
-        <w:left w:w="108" w:type="dxa"/>
-        <w:bottom w:w="100" w:type="dxa"/>
-        <w:right w:w="108" w:type="dxa"/>
-      </w:tblCellMar>
-    </w:tblPr>
-  </w:style>
-  <w:style w:type="table" w:customStyle="1" w:styleId="ad">
-    <w:basedOn w:val="TableNormal1"/>
-    <w:pPr>
-      <w:spacing w:line="240" w:lineRule="auto"/>
-    </w:pPr>
-    <w:tblPr>
-      <w:tblStyleRowBandSize w:val="1"/>
-      <w:tblStyleColBandSize w:val="1"/>
-      <w:tblCellMar>
-        <w:top w:w="100" w:type="dxa"/>
-        <w:left w:w="108" w:type="dxa"/>
-        <w:bottom w:w="100" w:type="dxa"/>
-        <w:right w:w="108" w:type="dxa"/>
-      </w:tblCellMar>
-    </w:tblPr>
-  </w:style>
-  <w:style w:type="table" w:customStyle="1" w:styleId="ae">
-    <w:basedOn w:val="TableNormal1"/>
-    <w:pPr>
-      <w:spacing w:line="240" w:lineRule="auto"/>
-    </w:pPr>
-    <w:tblPr>
-      <w:tblStyleRowBandSize w:val="1"/>
-      <w:tblStyleColBandSize w:val="1"/>
-      <w:tblCellMar>
-        <w:top w:w="100" w:type="dxa"/>
-        <w:left w:w="108" w:type="dxa"/>
-        <w:bottom w:w="100" w:type="dxa"/>
-        <w:right w:w="108" w:type="dxa"/>
-      </w:tblCellMar>
-    </w:tblPr>
-  </w:style>
-  <w:style w:type="table" w:customStyle="1" w:styleId="af">
-    <w:basedOn w:val="TableNormal1"/>
-    <w:pPr>
-      <w:spacing w:line="240" w:lineRule="auto"/>
-    </w:pPr>
-    <w:tblPr>
-      <w:tblStyleRowBandSize w:val="1"/>
-      <w:tblStyleColBandSize w:val="1"/>
-      <w:tblCellMar>
-        <w:top w:w="100" w:type="dxa"/>
-        <w:left w:w="108" w:type="dxa"/>
-        <w:bottom w:w="100" w:type="dxa"/>
-        <w:right w:w="108" w:type="dxa"/>
-      </w:tblCellMar>
-    </w:tblPr>
-  </w:style>
   <w:style w:type="character" w:styleId="Strong">
     <w:name w:val="Strong"/>
     <w:basedOn w:val="DefaultParagraphFont"/>
@@ -8932,19 +11019,6 @@
       <w:b/>
       <w:bCs/>
     </w:rPr>
-  </w:style>
-  <w:style w:type="table" w:customStyle="1" w:styleId="af0">
-    <w:basedOn w:val="TableNormal"/>
-    <w:tblPr>
-      <w:tblStyleRowBandSize w:val="1"/>
-      <w:tblStyleColBandSize w:val="1"/>
-      <w:tblCellMar>
-        <w:top w:w="15" w:type="dxa"/>
-        <w:left w:w="15" w:type="dxa"/>
-        <w:bottom w:w="15" w:type="dxa"/>
-        <w:right w:w="15" w:type="dxa"/>
-      </w:tblCellMar>
-    </w:tblPr>
   </w:style>
   <w:style w:type="character" w:styleId="Hyperlink">
     <w:name w:val="Hyperlink"/>
